--- a/jessika_resume.docx
+++ b/jessika_resume.docx
@@ -1160,7 +1160,7 @@
           <w:sz w:val="21"/>
           <w:szCs w:val="21"/>
         </w:rPr>
-        <w:t xml:space="preserve">Chromatography – </w:t>
+        <w:t xml:space="preserve">Microbiology Techniques – </w:t>
       </w:r>
       <w:r>
         <w:rPr>
@@ -1168,7 +1168,7 @@
           <w:sz w:val="21"/>
           <w:szCs w:val="21"/>
         </w:rPr>
-        <w:t>HPLC and separation-based analytical methods</w:t>
+        <w:t>Bacterial culture, staining techniques, microscopy, and pure culture maintenance</w:t>
       </w:r>
     </w:p>
     <w:p>
@@ -1208,7 +1208,7 @@
           <w:sz w:val="21"/>
           <w:szCs w:val="21"/>
         </w:rPr>
-        <w:t xml:space="preserve">Electrophoresis – </w:t>
+        <w:t xml:space="preserve">Molecular Biology – </w:t>
       </w:r>
       <w:r>
         <w:rPr>
@@ -1216,7 +1216,7 @@
           <w:sz w:val="21"/>
           <w:szCs w:val="21"/>
         </w:rPr>
-        <w:t>Gel electrophoresis and nucleic acid analysis</w:t>
+        <w:t>DNA extraction, gel electrophoresis, and PCR techniques</w:t>
       </w:r>
     </w:p>
     <w:p>
@@ -1256,7 +1256,7 @@
           <w:sz w:val="21"/>
           <w:szCs w:val="21"/>
         </w:rPr>
-        <w:t xml:space="preserve">Analytical Techniques – </w:t>
+        <w:t xml:space="preserve">Immunology – </w:t>
       </w:r>
       <w:r>
         <w:rPr>
@@ -1264,7 +1264,55 @@
           <w:sz w:val="21"/>
           <w:szCs w:val="21"/>
         </w:rPr>
-        <w:t>Foundational familiarity with laboratory analysis workflows and data interpretation</w:t>
+        <w:t>Basic principles of immune response and antigen-antibody interactions</w:t>
+      </w:r>
+    </w:p>
+    <w:p>
+      <w:pPr>
+        <w:spacing w:after="60" w:line="274" w:lineRule="auto"/>
+        <w:ind w:left="317" w:hanging="317"/>
+        <w:rPr>
+          <w:sz w:val="21"/>
+          <w:szCs w:val="21"/>
+        </w:rPr>
+      </w:pPr>
+      <w:r>
+        <w:rPr>
+          <w:rFonts w:eastAsia="Calibri" w:cs="Calibri"/>
+          <w:b/>
+          <w:color w:val="1B4F5C"/>
+          <w:sz w:val="21"/>
+          <w:szCs w:val="21"/>
+        </w:rPr>
+        <w:t>•</w:t>
+      </w:r>
+      <w:r>
+        <w:rPr>
+          <w:rFonts w:eastAsia="Calibri" w:cs="Calibri"/>
+          <w:b/>
+          <w:color w:val="1B4F5C"/>
+          <w:sz w:val="21"/>
+          <w:szCs w:val="21"/>
+        </w:rPr>
+        <w:tab/>
+      </w:r>
+      <w:r>
+        <w:rPr>
+          <w:rFonts w:eastAsia="Calibri" w:cs="Calibri"/>
+          <w:b/>
+          <w:color w:val="1A1A1A"/>
+          <w:sz w:val="21"/>
+          <w:szCs w:val="21"/>
+        </w:rPr>
+        <w:t xml:space="preserve">Microbiology – </w:t>
+      </w:r>
+      <w:r>
+        <w:rPr>
+          <w:rFonts w:eastAsia="Calibri" w:cs="Calibri"/>
+          <w:sz w:val="21"/>
+          <w:szCs w:val="21"/>
+        </w:rPr>
+        <w:t>Culture techniques, staining, and microscopy</w:t>
       </w:r>
     </w:p>
     <w:p>

--- a/jessika_resume.docx
+++ b/jessika_resume.docx
@@ -1042,6 +1042,54 @@
           <w:sz w:val="21"/>
           <w:szCs w:val="21"/>
         </w:rPr>
+        <w:t xml:space="preserve">Analytical Basics – </w:t>
+      </w:r>
+      <w:r>
+        <w:rPr>
+          <w:rFonts w:eastAsia="Calibri" w:cs="Calibri"/>
+          <w:sz w:val="21"/>
+          <w:szCs w:val="21"/>
+        </w:rPr>
+        <w:t>Introductory HPLC exposure and strong academic grounding in scientific analysis</w:t>
+      </w:r>
+    </w:p>
+    <w:p>
+      <w:pPr>
+        <w:spacing w:after="60" w:line="274" w:lineRule="auto"/>
+        <w:ind w:left="317" w:hanging="317"/>
+        <w:rPr>
+          <w:sz w:val="21"/>
+          <w:szCs w:val="21"/>
+        </w:rPr>
+      </w:pPr>
+      <w:r>
+        <w:rPr>
+          <w:rFonts w:eastAsia="Calibri" w:cs="Calibri"/>
+          <w:b/>
+          <w:color w:val="1B4F5C"/>
+          <w:sz w:val="21"/>
+          <w:szCs w:val="21"/>
+        </w:rPr>
+        <w:t>•</w:t>
+      </w:r>
+      <w:r>
+        <w:rPr>
+          <w:rFonts w:eastAsia="Calibri" w:cs="Calibri"/>
+          <w:b/>
+          <w:color w:val="1B4F5C"/>
+          <w:sz w:val="21"/>
+          <w:szCs w:val="21"/>
+        </w:rPr>
+        <w:tab/>
+      </w:r>
+      <w:r>
+        <w:rPr>
+          <w:rFonts w:eastAsia="Calibri" w:cs="Calibri"/>
+          <w:b/>
+          <w:color w:val="1A1A1A"/>
+          <w:sz w:val="21"/>
+          <w:szCs w:val="21"/>
+        </w:rPr>
         <w:t xml:space="preserve">Microbiology – </w:t>
       </w:r>
       <w:r>
@@ -1304,7 +1352,7 @@
           <w:sz w:val="21"/>
           <w:szCs w:val="21"/>
         </w:rPr>
-        <w:t xml:space="preserve">Microbiology – </w:t>
+        <w:t xml:space="preserve">Analytical Techniques – </w:t>
       </w:r>
       <w:r>
         <w:rPr>
@@ -1312,7 +1360,7 @@
           <w:sz w:val="21"/>
           <w:szCs w:val="21"/>
         </w:rPr>
-        <w:t>Culture techniques, staining, and microscopy</w:t>
+        <w:t>Foundational familiarity with laboratory analysis workflows and data interpretation</w:t>
       </w:r>
     </w:p>
     <w:p>

--- a/jessika_resume.docx
+++ b/jessika_resume.docx
@@ -59,7 +59,7 @@
         <w:pBdr>
           <w:bottom w:val="single" w:sz="6" w:space="1" w:color="D9E2E6"/>
         </w:pBdr>
-        <w:spacing w:after="240"/>
+        <w:spacing w:after="180"/>
         <w:jc w:val="center"/>
         <w:rPr>
           <w:sz w:val="21"/>
@@ -82,7 +82,7 @@
         <w:pBdr>
           <w:bottom w:val="single" w:sz="6" w:space="1" w:color="1B4F5C"/>
         </w:pBdr>
-        <w:spacing w:before="80" w:after="120"/>
+        <w:spacing w:before="80" w:after="80"/>
         <w:rPr>
           <w:sz w:val="21"/>
           <w:szCs w:val="21"/>
@@ -100,7 +100,7 @@
     </w:p>
     <w:p>
       <w:pPr>
-        <w:spacing w:after="120" w:line="276" w:lineRule="auto"/>
+        <w:spacing w:after="80" w:line="276" w:lineRule="auto"/>
         <w:rPr>
           <w:sz w:val="21"/>
           <w:szCs w:val="21"/>
@@ -157,7 +157,7 @@
         <w:pBdr>
           <w:bottom w:val="single" w:sz="6" w:space="1" w:color="1B4F5C"/>
         </w:pBdr>
-        <w:spacing w:before="280" w:after="120"/>
+        <w:spacing w:before="180" w:after="80"/>
         <w:rPr>
           <w:sz w:val="21"/>
           <w:szCs w:val="21"/>
@@ -175,7 +175,7 @@
     </w:p>
     <w:p>
       <w:pPr>
-        <w:spacing w:after="120" w:line="276" w:lineRule="auto"/>
+        <w:spacing w:after="80" w:line="276" w:lineRule="auto"/>
         <w:rPr>
           <w:sz w:val="21"/>
           <w:szCs w:val="21"/>
@@ -196,7 +196,7 @@
         <w:pBdr>
           <w:bottom w:val="single" w:sz="6" w:space="1" w:color="1B4F5C"/>
         </w:pBdr>
-        <w:spacing w:before="280" w:after="120"/>
+        <w:spacing w:before="180" w:after="120"/>
         <w:rPr>
           <w:sz w:val="21"/>
           <w:szCs w:val="21"/>
@@ -1369,7 +1369,7 @@
         <w:pBdr>
           <w:bottom w:val="single" w:sz="6" w:space="1" w:color="1B4F5C"/>
         </w:pBdr>
-        <w:spacing w:before="280" w:after="120"/>
+        <w:spacing w:before="180" w:after="120"/>
         <w:rPr>
           <w:sz w:val="21"/>
           <w:szCs w:val="21"/>
@@ -1679,7 +1679,7 @@
         <w:pBdr>
           <w:bottom w:val="single" w:sz="6" w:space="1" w:color="1B4F5C"/>
         </w:pBdr>
-        <w:spacing w:before="280" w:after="120"/>
+        <w:spacing w:before="180" w:after="120"/>
         <w:rPr>
           <w:sz w:val="21"/>
           <w:szCs w:val="21"/>
@@ -1728,7 +1728,7 @@
         <w:pBdr>
           <w:bottom w:val="single" w:sz="6" w:space="1" w:color="1B4F5C"/>
         </w:pBdr>
-        <w:spacing w:before="280" w:after="120"/>
+        <w:spacing w:before="180" w:after="120"/>
         <w:rPr>
           <w:sz w:val="21"/>
           <w:szCs w:val="21"/>

--- a/jessika_resume.docx
+++ b/jessika_resume.docx
@@ -59,7 +59,7 @@
         <w:pBdr>
           <w:bottom w:val="single" w:sz="6" w:space="1" w:color="D9E2E6"/>
         </w:pBdr>
-        <w:spacing w:after="180"/>
+        <w:spacing w:after="140"/>
         <w:jc w:val="center"/>
         <w:rPr>
           <w:sz w:val="21"/>
@@ -82,7 +82,7 @@
         <w:pBdr>
           <w:bottom w:val="single" w:sz="6" w:space="1" w:color="1B4F5C"/>
         </w:pBdr>
-        <w:spacing w:before="80" w:after="80"/>
+        <w:spacing w:before="80" w:after="60"/>
         <w:rPr>
           <w:sz w:val="21"/>
           <w:szCs w:val="21"/>
@@ -100,7 +100,7 @@
     </w:p>
     <w:p>
       <w:pPr>
-        <w:spacing w:after="80" w:line="276" w:lineRule="auto"/>
+        <w:spacing w:after="60" w:line="259" w:lineRule="auto"/>
         <w:rPr>
           <w:sz w:val="21"/>
           <w:szCs w:val="21"/>
@@ -148,7 +148,7 @@
           <w:sz w:val="21"/>
           <w:szCs w:val="21"/>
         </w:rPr>
-        <w:t xml:space="preserve"> and practical laboratory exposure through dissertation research, academic projects, and analytical laboratory training. Motivated to learn industrial processes, work with SOPs, and grow in QC microbiology, analytical testing, or bioprocess support.</w:t>
+        <w:t xml:space="preserve"> and practical laboratory exposure through dissertation research, academic projects, and analytical laboratory training. Motivated to learn industrial processes, work with SOPs, and grow in QC microbiology and bioprocess support.</w:t>
       </w:r>
     </w:p>
     <w:p>
@@ -157,7 +157,7 @@
         <w:pBdr>
           <w:bottom w:val="single" w:sz="6" w:space="1" w:color="1B4F5C"/>
         </w:pBdr>
-        <w:spacing w:before="180" w:after="80"/>
+        <w:spacing w:before="140" w:after="120"/>
         <w:rPr>
           <w:sz w:val="21"/>
           <w:szCs w:val="21"/>
@@ -175,7 +175,7 @@
     </w:p>
     <w:p>
       <w:pPr>
-        <w:spacing w:after="80" w:line="276" w:lineRule="auto"/>
+        <w:spacing w:after="60" w:line="259" w:lineRule="auto"/>
         <w:rPr>
           <w:sz w:val="21"/>
           <w:szCs w:val="21"/>
@@ -196,7 +196,7 @@
         <w:pBdr>
           <w:bottom w:val="single" w:sz="6" w:space="1" w:color="1B4F5C"/>
         </w:pBdr>
-        <w:spacing w:before="180" w:after="120"/>
+        <w:spacing w:before="140" w:after="120"/>
         <w:rPr>
           <w:sz w:val="21"/>
           <w:szCs w:val="21"/>
@@ -744,7 +744,7 @@
         <w:pBdr>
           <w:bottom w:val="single" w:sz="6" w:space="1" w:color="1B4F5C"/>
         </w:pBdr>
-        <w:spacing w:before="280" w:after="120"/>
+        <w:spacing w:before="140" w:after="120"/>
         <w:rPr>
           <w:sz w:val="21"/>
           <w:szCs w:val="21"/>
@@ -871,7 +871,7 @@
         <w:pBdr>
           <w:bottom w:val="single" w:sz="6" w:space="1" w:color="1B4F5C"/>
         </w:pBdr>
-        <w:spacing w:before="280" w:after="120"/>
+        <w:spacing w:before="140" w:after="120"/>
         <w:rPr>
           <w:sz w:val="21"/>
           <w:szCs w:val="21"/>
@@ -941,7 +941,7 @@
         <w:pBdr>
           <w:bottom w:val="single" w:sz="6" w:space="1" w:color="1B4F5C"/>
         </w:pBdr>
-        <w:spacing w:before="280" w:after="120"/>
+        <w:spacing w:before="140" w:after="120"/>
         <w:rPr>
           <w:sz w:val="21"/>
           <w:szCs w:val="21"/>
@@ -1155,7 +1155,7 @@
         <w:pBdr>
           <w:bottom w:val="single" w:sz="6" w:space="1" w:color="1B4F5C"/>
         </w:pBdr>
-        <w:spacing w:before="280" w:after="120"/>
+        <w:spacing w:before="140" w:after="120"/>
         <w:rPr>
           <w:sz w:val="21"/>
           <w:szCs w:val="21"/>
@@ -1173,7 +1173,7 @@
     </w:p>
     <w:p>
       <w:pPr>
-        <w:spacing w:after="60" w:line="274" w:lineRule="auto"/>
+        <w:spacing w:after="0" w:line="240" w:lineRule="auto"/>
         <w:ind w:left="317" w:hanging="317"/>
         <w:rPr>
           <w:sz w:val="21"/>
@@ -1208,20 +1208,19 @@
           <w:sz w:val="21"/>
           <w:szCs w:val="21"/>
         </w:rPr>
-        <w:t xml:space="preserve">Microbiology Techniques – </w:t>
-      </w:r>
-      <w:r>
-        <w:rPr>
-          <w:rFonts w:eastAsia="Calibri" w:cs="Calibri"/>
-          <w:sz w:val="21"/>
-          <w:szCs w:val="21"/>
-        </w:rPr>
-        <w:t>Bacterial culture, staining techniques, microscopy, and pure culture maintenance</w:t>
+        <w:t>PCR</w:t>
+      </w:r>
+      <w:r>
+        <w:rPr>
+          <w:rFonts w:eastAsia="Calibri" w:cs="Calibri"/>
+          <w:sz w:val="21"/>
+          <w:szCs w:val="21"/>
+        </w:rPr>
       </w:r>
     </w:p>
     <w:p>
       <w:pPr>
-        <w:spacing w:after="60" w:line="274" w:lineRule="auto"/>
+        <w:spacing w:after="0" w:line="240" w:lineRule="auto"/>
         <w:ind w:left="317" w:hanging="317"/>
         <w:rPr>
           <w:sz w:val="21"/>
@@ -1256,20 +1255,19 @@
           <w:sz w:val="21"/>
           <w:szCs w:val="21"/>
         </w:rPr>
-        <w:t xml:space="preserve">Molecular Biology – </w:t>
-      </w:r>
-      <w:r>
-        <w:rPr>
-          <w:rFonts w:eastAsia="Calibri" w:cs="Calibri"/>
-          <w:sz w:val="21"/>
-          <w:szCs w:val="21"/>
-        </w:rPr>
-        <w:t>DNA extraction, gel electrophoresis, and PCR techniques</w:t>
+        <w:t>ELISA</w:t>
+      </w:r>
+      <w:r>
+        <w:rPr>
+          <w:rFonts w:eastAsia="Calibri" w:cs="Calibri"/>
+          <w:sz w:val="21"/>
+          <w:szCs w:val="21"/>
+        </w:rPr>
       </w:r>
     </w:p>
     <w:p>
       <w:pPr>
-        <w:spacing w:after="60" w:line="274" w:lineRule="auto"/>
+        <w:spacing w:after="0" w:line="240" w:lineRule="auto"/>
         <w:ind w:left="317" w:hanging="317"/>
         <w:rPr>
           <w:sz w:val="21"/>
@@ -1304,20 +1302,19 @@
           <w:sz w:val="21"/>
           <w:szCs w:val="21"/>
         </w:rPr>
-        <w:t xml:space="preserve">Immunology – </w:t>
-      </w:r>
-      <w:r>
-        <w:rPr>
-          <w:rFonts w:eastAsia="Calibri" w:cs="Calibri"/>
-          <w:sz w:val="21"/>
-          <w:szCs w:val="21"/>
-        </w:rPr>
-        <w:t>Basic principles of immune response and antigen-antibody interactions</w:t>
+        <w:t>Chromatography</w:t>
+      </w:r>
+      <w:r>
+        <w:rPr>
+          <w:rFonts w:eastAsia="Calibri" w:cs="Calibri"/>
+          <w:sz w:val="21"/>
+          <w:szCs w:val="21"/>
+        </w:rPr>
       </w:r>
     </w:p>
     <w:p>
       <w:pPr>
-        <w:spacing w:after="60" w:line="274" w:lineRule="auto"/>
+        <w:spacing w:after="0" w:line="240" w:lineRule="auto"/>
         <w:ind w:left="317" w:hanging="317"/>
         <w:rPr>
           <w:sz w:val="21"/>
@@ -1352,15 +1349,390 @@
           <w:sz w:val="21"/>
           <w:szCs w:val="21"/>
         </w:rPr>
-        <w:t xml:space="preserve">Analytical Techniques – </w:t>
-      </w:r>
-      <w:r>
-        <w:rPr>
-          <w:rFonts w:eastAsia="Calibri" w:cs="Calibri"/>
-          <w:sz w:val="21"/>
-          <w:szCs w:val="21"/>
-        </w:rPr>
-        <w:t>Foundational familiarity with laboratory analysis workflows and data interpretation</w:t>
+        <w:t>Electrophoresis</w:t>
+      </w:r>
+      <w:r>
+        <w:rPr>
+          <w:rFonts w:eastAsia="Calibri" w:cs="Calibri"/>
+          <w:sz w:val="21"/>
+          <w:szCs w:val="21"/>
+        </w:rPr>
+      </w:r>
+    </w:p>
+    <w:p>
+      <w:pPr>
+        <w:spacing w:after="0" w:line="240" w:lineRule="auto"/>
+        <w:ind w:left="317" w:hanging="317"/>
+        <w:rPr>
+          <w:sz w:val="21"/>
+          <w:szCs w:val="21"/>
+        </w:rPr>
+      </w:pPr>
+      <w:r>
+        <w:rPr>
+          <w:rFonts w:eastAsia="Calibri" w:cs="Calibri"/>
+          <w:b/>
+          <w:color w:val="1B4F5C"/>
+          <w:sz w:val="21"/>
+          <w:szCs w:val="21"/>
+        </w:rPr>
+        <w:t>•</w:t>
+      </w:r>
+      <w:r>
+        <w:rPr>
+          <w:rFonts w:eastAsia="Calibri" w:cs="Calibri"/>
+          <w:b/>
+          <w:color w:val="1B4F5C"/>
+          <w:sz w:val="21"/>
+          <w:szCs w:val="21"/>
+        </w:rPr>
+        <w:tab/>
+      </w:r>
+      <w:r>
+        <w:rPr>
+          <w:rFonts w:eastAsia="Calibri" w:cs="Calibri"/>
+          <w:b/>
+          <w:color w:val="1A1A1A"/>
+          <w:sz w:val="21"/>
+          <w:szCs w:val="21"/>
+        </w:rPr>
+        <w:t>Gram staining</w:t>
+      </w:r>
+      <w:r>
+        <w:rPr>
+          <w:rFonts w:eastAsia="Calibri" w:cs="Calibri"/>
+          <w:sz w:val="21"/>
+          <w:szCs w:val="21"/>
+        </w:rPr>
+      </w:r>
+    </w:p>
+    <w:p>
+      <w:pPr>
+        <w:spacing w:after="0" w:line="240" w:lineRule="auto"/>
+        <w:ind w:left="317" w:hanging="317"/>
+        <w:rPr>
+          <w:sz w:val="21"/>
+          <w:szCs w:val="21"/>
+        </w:rPr>
+      </w:pPr>
+      <w:r>
+        <w:rPr>
+          <w:rFonts w:eastAsia="Calibri" w:cs="Calibri"/>
+          <w:b/>
+          <w:color w:val="1B4F5C"/>
+          <w:sz w:val="21"/>
+          <w:szCs w:val="21"/>
+        </w:rPr>
+        <w:t>•</w:t>
+      </w:r>
+      <w:r>
+        <w:rPr>
+          <w:rFonts w:eastAsia="Calibri" w:cs="Calibri"/>
+          <w:b/>
+          <w:color w:val="1B4F5C"/>
+          <w:sz w:val="21"/>
+          <w:szCs w:val="21"/>
+        </w:rPr>
+        <w:tab/>
+      </w:r>
+      <w:r>
+        <w:rPr>
+          <w:rFonts w:eastAsia="Calibri" w:cs="Calibri"/>
+          <w:b/>
+          <w:color w:val="1A1A1A"/>
+          <w:sz w:val="21"/>
+          <w:szCs w:val="21"/>
+        </w:rPr>
+        <w:t>Sterilization techniques</w:t>
+      </w:r>
+      <w:r>
+        <w:rPr>
+          <w:rFonts w:eastAsia="Calibri" w:cs="Calibri"/>
+          <w:sz w:val="21"/>
+          <w:szCs w:val="21"/>
+        </w:rPr>
+      </w:r>
+    </w:p>
+    <w:p>
+      <w:pPr>
+        <w:spacing w:after="0" w:line="240" w:lineRule="auto"/>
+        <w:ind w:left="317" w:hanging="317"/>
+        <w:rPr>
+          <w:sz w:val="21"/>
+          <w:szCs w:val="21"/>
+        </w:rPr>
+      </w:pPr>
+      <w:r>
+        <w:rPr>
+          <w:rFonts w:eastAsia="Calibri" w:cs="Calibri"/>
+          <w:b/>
+          <w:color w:val="1B4F5C"/>
+          <w:sz w:val="21"/>
+          <w:szCs w:val="21"/>
+        </w:rPr>
+        <w:t>•</w:t>
+      </w:r>
+      <w:r>
+        <w:rPr>
+          <w:rFonts w:eastAsia="Calibri" w:cs="Calibri"/>
+          <w:b/>
+          <w:color w:val="1B4F5C"/>
+          <w:sz w:val="21"/>
+          <w:szCs w:val="21"/>
+        </w:rPr>
+        <w:tab/>
+      </w:r>
+      <w:r>
+        <w:rPr>
+          <w:rFonts w:eastAsia="Calibri" w:cs="Calibri"/>
+          <w:b/>
+          <w:color w:val="1A1A1A"/>
+          <w:sz w:val="21"/>
+          <w:szCs w:val="21"/>
+        </w:rPr>
+        <w:t>DNA isolation</w:t>
+      </w:r>
+      <w:r>
+        <w:rPr>
+          <w:rFonts w:eastAsia="Calibri" w:cs="Calibri"/>
+          <w:sz w:val="21"/>
+          <w:szCs w:val="21"/>
+        </w:rPr>
+      </w:r>
+    </w:p>
+    <w:p>
+      <w:pPr>
+        <w:spacing w:after="0" w:line="240" w:lineRule="auto"/>
+        <w:ind w:left="317" w:hanging="317"/>
+        <w:rPr>
+          <w:sz w:val="21"/>
+          <w:szCs w:val="21"/>
+        </w:rPr>
+      </w:pPr>
+      <w:r>
+        <w:rPr>
+          <w:rFonts w:eastAsia="Calibri" w:cs="Calibri"/>
+          <w:b/>
+          <w:color w:val="1B4F5C"/>
+          <w:sz w:val="21"/>
+          <w:szCs w:val="21"/>
+        </w:rPr>
+        <w:t>•</w:t>
+      </w:r>
+      <w:r>
+        <w:rPr>
+          <w:rFonts w:eastAsia="Calibri" w:cs="Calibri"/>
+          <w:b/>
+          <w:color w:val="1B4F5C"/>
+          <w:sz w:val="21"/>
+          <w:szCs w:val="21"/>
+        </w:rPr>
+        <w:tab/>
+      </w:r>
+      <w:r>
+        <w:rPr>
+          <w:rFonts w:eastAsia="Calibri" w:cs="Calibri"/>
+          <w:b/>
+          <w:color w:val="1A1A1A"/>
+          <w:sz w:val="21"/>
+          <w:szCs w:val="21"/>
+        </w:rPr>
+        <w:t>Blotting techniques</w:t>
+      </w:r>
+      <w:r>
+        <w:rPr>
+          <w:rFonts w:eastAsia="Calibri" w:cs="Calibri"/>
+          <w:sz w:val="21"/>
+          <w:szCs w:val="21"/>
+        </w:rPr>
+      </w:r>
+    </w:p>
+    <w:p>
+      <w:pPr>
+        <w:spacing w:after="0" w:line="240" w:lineRule="auto"/>
+        <w:ind w:left="317" w:hanging="317"/>
+        <w:rPr>
+          <w:sz w:val="21"/>
+          <w:szCs w:val="21"/>
+        </w:rPr>
+      </w:pPr>
+      <w:r>
+        <w:rPr>
+          <w:rFonts w:eastAsia="Calibri" w:cs="Calibri"/>
+          <w:b/>
+          <w:color w:val="1B4F5C"/>
+          <w:sz w:val="21"/>
+          <w:szCs w:val="21"/>
+        </w:rPr>
+        <w:t>•</w:t>
+      </w:r>
+      <w:r>
+        <w:rPr>
+          <w:rFonts w:eastAsia="Calibri" w:cs="Calibri"/>
+          <w:b/>
+          <w:color w:val="1B4F5C"/>
+          <w:sz w:val="21"/>
+          <w:szCs w:val="21"/>
+        </w:rPr>
+        <w:tab/>
+      </w:r>
+      <w:r>
+        <w:rPr>
+          <w:rFonts w:eastAsia="Calibri" w:cs="Calibri"/>
+          <w:b/>
+          <w:color w:val="1A1A1A"/>
+          <w:sz w:val="21"/>
+          <w:szCs w:val="21"/>
+        </w:rPr>
+        <w:t>Replication of DNA</w:t>
+      </w:r>
+      <w:r>
+        <w:rPr>
+          <w:rFonts w:eastAsia="Calibri" w:cs="Calibri"/>
+          <w:sz w:val="21"/>
+          <w:szCs w:val="21"/>
+        </w:rPr>
+      </w:r>
+    </w:p>
+    <w:p>
+      <w:pPr>
+        <w:spacing w:after="0" w:line="240" w:lineRule="auto"/>
+        <w:ind w:left="317" w:hanging="317"/>
+        <w:rPr>
+          <w:sz w:val="21"/>
+          <w:szCs w:val="21"/>
+        </w:rPr>
+      </w:pPr>
+      <w:r>
+        <w:rPr>
+          <w:rFonts w:eastAsia="Calibri" w:cs="Calibri"/>
+          <w:b/>
+          <w:color w:val="1B4F5C"/>
+          <w:sz w:val="21"/>
+          <w:szCs w:val="21"/>
+        </w:rPr>
+        <w:t>•</w:t>
+      </w:r>
+      <w:r>
+        <w:rPr>
+          <w:rFonts w:eastAsia="Calibri" w:cs="Calibri"/>
+          <w:b/>
+          <w:color w:val="1B4F5C"/>
+          <w:sz w:val="21"/>
+          <w:szCs w:val="21"/>
+        </w:rPr>
+        <w:tab/>
+      </w:r>
+      <w:r>
+        <w:rPr>
+          <w:rFonts w:eastAsia="Calibri" w:cs="Calibri"/>
+          <w:b/>
+          <w:color w:val="1A1A1A"/>
+          <w:sz w:val="21"/>
+          <w:szCs w:val="21"/>
+        </w:rPr>
+        <w:t>Transcription</w:t>
+      </w:r>
+      <w:r>
+        <w:rPr>
+          <w:rFonts w:eastAsia="Calibri" w:cs="Calibri"/>
+          <w:sz w:val="21"/>
+          <w:szCs w:val="21"/>
+        </w:rPr>
+      </w:r>
+    </w:p>
+    <w:p>
+      <w:pPr>
+        <w:spacing w:after="0" w:line="240" w:lineRule="auto"/>
+        <w:ind w:left="317" w:hanging="317"/>
+        <w:rPr>
+          <w:sz w:val="21"/>
+          <w:szCs w:val="21"/>
+        </w:rPr>
+      </w:pPr>
+      <w:r>
+        <w:rPr>
+          <w:rFonts w:eastAsia="Calibri" w:cs="Calibri"/>
+          <w:b/>
+          <w:color w:val="1B4F5C"/>
+          <w:sz w:val="21"/>
+          <w:szCs w:val="21"/>
+        </w:rPr>
+        <w:t>•</w:t>
+      </w:r>
+      <w:r>
+        <w:rPr>
+          <w:rFonts w:eastAsia="Calibri" w:cs="Calibri"/>
+          <w:b/>
+          <w:color w:val="1B4F5C"/>
+          <w:sz w:val="21"/>
+          <w:szCs w:val="21"/>
+        </w:rPr>
+        <w:tab/>
+      </w:r>
+      <w:r>
+        <w:rPr>
+          <w:rFonts w:eastAsia="Calibri" w:cs="Calibri"/>
+          <w:b/>
+          <w:color w:val="1A1A1A"/>
+          <w:sz w:val="21"/>
+          <w:szCs w:val="21"/>
+        </w:rPr>
+        <w:t>Translation</w:t>
+      </w:r>
+      <w:r>
+        <w:rPr>
+          <w:rFonts w:eastAsia="Calibri" w:cs="Calibri"/>
+          <w:sz w:val="21"/>
+          <w:szCs w:val="21"/>
+        </w:rPr>
+      </w:r>
+    </w:p>
+    <w:p>
+      <w:pPr>
+        <w:spacing w:after="0" w:line="240" w:lineRule="auto"/>
+        <w:ind w:left="317" w:hanging="317"/>
+        <w:rPr>
+          <w:sz w:val="21"/>
+          <w:szCs w:val="21"/>
+        </w:rPr>
+      </w:pPr>
+      <w:r>
+        <w:rPr>
+          <w:rFonts w:eastAsia="Calibri" w:cs="Calibri"/>
+          <w:b/>
+          <w:color w:val="1B4F5C"/>
+          <w:sz w:val="21"/>
+          <w:szCs w:val="21"/>
+        </w:rPr>
+        <w:t>•</w:t>
+      </w:r>
+      <w:r>
+        <w:rPr>
+          <w:rFonts w:eastAsia="Calibri" w:cs="Calibri"/>
+          <w:b/>
+          <w:color w:val="1B4F5C"/>
+          <w:sz w:val="21"/>
+          <w:szCs w:val="21"/>
+        </w:rPr>
+        <w:tab/>
+      </w:r>
+      <w:r>
+        <w:rPr>
+          <w:rFonts w:eastAsia="Calibri" w:cs="Calibri"/>
+          <w:b/>
+          <w:color w:val="1A1A1A"/>
+          <w:sz w:val="21"/>
+          <w:szCs w:val="21"/>
+        </w:rPr>
+        <w:t>Data documentation</w:t>
+      </w:r>
+      <w:r>
+        <w:rPr>
+          <w:rFonts w:eastAsia="Calibri" w:cs="Calibri"/>
+          <w:sz w:val="21"/>
+          <w:szCs w:val="21"/>
+        </w:rPr>
       </w:r>
     </w:p>
     <w:p>
@@ -1369,7 +1741,7 @@
         <w:pBdr>
           <w:bottom w:val="single" w:sz="6" w:space="1" w:color="1B4F5C"/>
         </w:pBdr>
-        <w:spacing w:before="180" w:after="120"/>
+        <w:spacing w:before="140" w:after="120"/>
         <w:rPr>
           <w:sz w:val="21"/>
           <w:szCs w:val="21"/>
@@ -1679,7 +2051,7 @@
         <w:pBdr>
           <w:bottom w:val="single" w:sz="6" w:space="1" w:color="1B4F5C"/>
         </w:pBdr>
-        <w:spacing w:before="180" w:after="120"/>
+        <w:spacing w:before="140" w:after="120"/>
         <w:rPr>
           <w:sz w:val="21"/>
           <w:szCs w:val="21"/>
@@ -1728,7 +2100,7 @@
         <w:pBdr>
           <w:bottom w:val="single" w:sz="6" w:space="1" w:color="1B4F5C"/>
         </w:pBdr>
-        <w:spacing w:before="180" w:after="120"/>
+        <w:spacing w:before="140" w:after="120"/>
         <w:rPr>
           <w:sz w:val="21"/>
           <w:szCs w:val="21"/>
@@ -1746,7 +2118,7 @@
     </w:p>
     <w:p>
       <w:pPr>
-        <w:spacing w:after="100" w:line="274" w:lineRule="auto"/>
+        <w:spacing w:after="40" w:line="252" w:lineRule="auto"/>
         <w:rPr>
           <w:sz w:val="21"/>
           <w:szCs w:val="21"/>
@@ -1773,7 +2145,7 @@
     </w:p>
     <w:p>
       <w:pPr>
-        <w:spacing w:after="100" w:line="274" w:lineRule="auto"/>
+        <w:spacing w:after="40" w:line="252" w:lineRule="auto"/>
         <w:rPr>
           <w:sz w:val="21"/>
           <w:szCs w:val="21"/>

--- a/jessika_resume.docx
+++ b/jessika_resume.docx
@@ -1208,14 +1208,15 @@
           <w:sz w:val="21"/>
           <w:szCs w:val="21"/>
         </w:rPr>
-        <w:t>PCR</w:t>
-      </w:r>
-      <w:r>
-        <w:rPr>
-          <w:rFonts w:eastAsia="Calibri" w:cs="Calibri"/>
-          <w:sz w:val="21"/>
-          <w:szCs w:val="21"/>
-        </w:rPr>
+        <w:t xml:space="preserve">PCR – </w:t>
+      </w:r>
+      <w:r>
+        <w:rPr>
+          <w:rFonts w:eastAsia="Calibri" w:cs="Calibri"/>
+          <w:sz w:val="21"/>
+          <w:szCs w:val="21"/>
+        </w:rPr>
+        <w:t>Amplification and analysis of target DNA sequences</w:t>
       </w:r>
     </w:p>
     <w:p>
@@ -1255,14 +1256,15 @@
           <w:sz w:val="21"/>
           <w:szCs w:val="21"/>
         </w:rPr>
-        <w:t>ELISA</w:t>
-      </w:r>
-      <w:r>
-        <w:rPr>
-          <w:rFonts w:eastAsia="Calibri" w:cs="Calibri"/>
-          <w:sz w:val="21"/>
-          <w:szCs w:val="21"/>
-        </w:rPr>
+        <w:t xml:space="preserve">ELISA – </w:t>
+      </w:r>
+      <w:r>
+        <w:rPr>
+          <w:rFonts w:eastAsia="Calibri" w:cs="Calibri"/>
+          <w:sz w:val="21"/>
+          <w:szCs w:val="21"/>
+        </w:rPr>
+        <w:t>Antigen-antibody detection for qualitative and quantitative assays</w:t>
       </w:r>
     </w:p>
     <w:p>
@@ -1302,14 +1304,15 @@
           <w:sz w:val="21"/>
           <w:szCs w:val="21"/>
         </w:rPr>
-        <w:t>Chromatography</w:t>
-      </w:r>
-      <w:r>
-        <w:rPr>
-          <w:rFonts w:eastAsia="Calibri" w:cs="Calibri"/>
-          <w:sz w:val="21"/>
-          <w:szCs w:val="21"/>
-        </w:rPr>
+        <w:t xml:space="preserve">Chromatography – </w:t>
+      </w:r>
+      <w:r>
+        <w:rPr>
+          <w:rFonts w:eastAsia="Calibri" w:cs="Calibri"/>
+          <w:sz w:val="21"/>
+          <w:szCs w:val="21"/>
+        </w:rPr>
+        <w:t>Separation and analysis of compounds using HPLC and related methods</w:t>
       </w:r>
     </w:p>
     <w:p>
@@ -1349,14 +1352,15 @@
           <w:sz w:val="21"/>
           <w:szCs w:val="21"/>
         </w:rPr>
-        <w:t>Electrophoresis</w:t>
-      </w:r>
-      <w:r>
-        <w:rPr>
-          <w:rFonts w:eastAsia="Calibri" w:cs="Calibri"/>
-          <w:sz w:val="21"/>
-          <w:szCs w:val="21"/>
-        </w:rPr>
+        <w:t xml:space="preserve">Electrophoresis – </w:t>
+      </w:r>
+      <w:r>
+        <w:rPr>
+          <w:rFonts w:eastAsia="Calibri" w:cs="Calibri"/>
+          <w:sz w:val="21"/>
+          <w:szCs w:val="21"/>
+        </w:rPr>
+        <w:t>Gel-based separation of nucleic acids and proteins</w:t>
       </w:r>
     </w:p>
     <w:p>
@@ -1396,14 +1400,15 @@
           <w:sz w:val="21"/>
           <w:szCs w:val="21"/>
         </w:rPr>
-        <w:t>Gram staining</w:t>
-      </w:r>
-      <w:r>
-        <w:rPr>
-          <w:rFonts w:eastAsia="Calibri" w:cs="Calibri"/>
-          <w:sz w:val="21"/>
-          <w:szCs w:val="21"/>
-        </w:rPr>
+        <w:t xml:space="preserve">Gram staining – </w:t>
+      </w:r>
+      <w:r>
+        <w:rPr>
+          <w:rFonts w:eastAsia="Calibri" w:cs="Calibri"/>
+          <w:sz w:val="21"/>
+          <w:szCs w:val="21"/>
+        </w:rPr>
+        <w:t>Differentiation of bacteria using Gram-positive and Gram-negative staining</w:t>
       </w:r>
     </w:p>
     <w:p>
@@ -1443,14 +1448,15 @@
           <w:sz w:val="21"/>
           <w:szCs w:val="21"/>
         </w:rPr>
-        <w:t>Sterilization techniques</w:t>
-      </w:r>
-      <w:r>
-        <w:rPr>
-          <w:rFonts w:eastAsia="Calibri" w:cs="Calibri"/>
-          <w:sz w:val="21"/>
-          <w:szCs w:val="21"/>
-        </w:rPr>
+        <w:t xml:space="preserve">Sterilization techniques – </w:t>
+      </w:r>
+      <w:r>
+        <w:rPr>
+          <w:rFonts w:eastAsia="Calibri" w:cs="Calibri"/>
+          <w:sz w:val="21"/>
+          <w:szCs w:val="21"/>
+        </w:rPr>
+        <w:t>Aseptic handling, autoclaving, and contamination control methods</w:t>
       </w:r>
     </w:p>
     <w:p>
@@ -1490,14 +1496,15 @@
           <w:sz w:val="21"/>
           <w:szCs w:val="21"/>
         </w:rPr>
-        <w:t>DNA isolation</w:t>
-      </w:r>
-      <w:r>
-        <w:rPr>
-          <w:rFonts w:eastAsia="Calibri" w:cs="Calibri"/>
-          <w:sz w:val="21"/>
-          <w:szCs w:val="21"/>
-        </w:rPr>
+        <w:t xml:space="preserve">DNA isolation – </w:t>
+      </w:r>
+      <w:r>
+        <w:rPr>
+          <w:rFonts w:eastAsia="Calibri" w:cs="Calibri"/>
+          <w:sz w:val="21"/>
+          <w:szCs w:val="21"/>
+        </w:rPr>
+        <w:t>Extraction and purification of genomic DNA from biological samples</w:t>
       </w:r>
     </w:p>
     <w:p>
@@ -1537,14 +1544,15 @@
           <w:sz w:val="21"/>
           <w:szCs w:val="21"/>
         </w:rPr>
-        <w:t>Blotting techniques</w:t>
-      </w:r>
-      <w:r>
-        <w:rPr>
-          <w:rFonts w:eastAsia="Calibri" w:cs="Calibri"/>
-          <w:sz w:val="21"/>
-          <w:szCs w:val="21"/>
-        </w:rPr>
+        <w:t xml:space="preserve">Blotting techniques – </w:t>
+      </w:r>
+      <w:r>
+        <w:rPr>
+          <w:rFonts w:eastAsia="Calibri" w:cs="Calibri"/>
+          <w:sz w:val="21"/>
+          <w:szCs w:val="21"/>
+        </w:rPr>
+        <w:t>Southern, Northern, and Western blot methods for molecular analysis</w:t>
       </w:r>
     </w:p>
     <w:p>
@@ -1584,14 +1592,15 @@
           <w:sz w:val="21"/>
           <w:szCs w:val="21"/>
         </w:rPr>
-        <w:t>Replication of DNA</w:t>
-      </w:r>
-      <w:r>
-        <w:rPr>
-          <w:rFonts w:eastAsia="Calibri" w:cs="Calibri"/>
-          <w:sz w:val="21"/>
-          <w:szCs w:val="21"/>
-        </w:rPr>
+        <w:t xml:space="preserve">Replication of DNA – </w:t>
+      </w:r>
+      <w:r>
+        <w:rPr>
+          <w:rFonts w:eastAsia="Calibri" w:cs="Calibri"/>
+          <w:sz w:val="21"/>
+          <w:szCs w:val="21"/>
+        </w:rPr>
+        <w:t>Understanding of DNA replication mechanisms and laboratory applications</w:t>
       </w:r>
     </w:p>
     <w:p>
@@ -1631,14 +1640,15 @@
           <w:sz w:val="21"/>
           <w:szCs w:val="21"/>
         </w:rPr>
-        <w:t>Transcription</w:t>
-      </w:r>
-      <w:r>
-        <w:rPr>
-          <w:rFonts w:eastAsia="Calibri" w:cs="Calibri"/>
-          <w:sz w:val="21"/>
-          <w:szCs w:val="21"/>
-        </w:rPr>
+        <w:t xml:space="preserve">Transcription – </w:t>
+      </w:r>
+      <w:r>
+        <w:rPr>
+          <w:rFonts w:eastAsia="Calibri" w:cs="Calibri"/>
+          <w:sz w:val="21"/>
+          <w:szCs w:val="21"/>
+        </w:rPr>
+        <w:t>RNA synthesis principles and gene expression analysis</w:t>
       </w:r>
     </w:p>
     <w:p>
@@ -1678,14 +1688,15 @@
           <w:sz w:val="21"/>
           <w:szCs w:val="21"/>
         </w:rPr>
-        <w:t>Translation</w:t>
-      </w:r>
-      <w:r>
-        <w:rPr>
-          <w:rFonts w:eastAsia="Calibri" w:cs="Calibri"/>
-          <w:sz w:val="21"/>
-          <w:szCs w:val="21"/>
-        </w:rPr>
+        <w:t xml:space="preserve">Translation – </w:t>
+      </w:r>
+      <w:r>
+        <w:rPr>
+          <w:rFonts w:eastAsia="Calibri" w:cs="Calibri"/>
+          <w:sz w:val="21"/>
+          <w:szCs w:val="21"/>
+        </w:rPr>
+        <w:t>Protein synthesis processes and molecular biology applications</w:t>
       </w:r>
     </w:p>
     <w:p>
@@ -1725,14 +1736,15 @@
           <w:sz w:val="21"/>
           <w:szCs w:val="21"/>
         </w:rPr>
-        <w:t>Data documentation</w:t>
-      </w:r>
-      <w:r>
-        <w:rPr>
-          <w:rFonts w:eastAsia="Calibri" w:cs="Calibri"/>
-          <w:sz w:val="21"/>
-          <w:szCs w:val="21"/>
-        </w:rPr>
+        <w:t xml:space="preserve">Data documentation – </w:t>
+      </w:r>
+      <w:r>
+        <w:rPr>
+          <w:rFonts w:eastAsia="Calibri" w:cs="Calibri"/>
+          <w:sz w:val="21"/>
+          <w:szCs w:val="21"/>
+        </w:rPr>
+        <w:t>Accurate recording, reporting, and traceability of laboratory results</w:t>
       </w:r>
     </w:p>
     <w:p>

--- a/jessika_resume.docx
+++ b/jessika_resume.docx
@@ -1592,7 +1592,7 @@
           <w:sz w:val="21"/>
           <w:szCs w:val="21"/>
         </w:rPr>
-        <w:t xml:space="preserve">Replication of DNA – </w:t>
+        <w:t xml:space="preserve">Central dogma of molecular biology – </w:t>
       </w:r>
       <w:r>
         <w:rPr>
@@ -1600,103 +1600,7 @@
           <w:sz w:val="21"/>
           <w:szCs w:val="21"/>
         </w:rPr>
-        <w:t>Understanding of DNA replication mechanisms and laboratory applications</w:t>
-      </w:r>
-    </w:p>
-    <w:p>
-      <w:pPr>
-        <w:spacing w:after="0" w:line="240" w:lineRule="auto"/>
-        <w:ind w:left="317" w:hanging="317"/>
-        <w:rPr>
-          <w:sz w:val="21"/>
-          <w:szCs w:val="21"/>
-        </w:rPr>
-      </w:pPr>
-      <w:r>
-        <w:rPr>
-          <w:rFonts w:eastAsia="Calibri" w:cs="Calibri"/>
-          <w:b/>
-          <w:color w:val="1B4F5C"/>
-          <w:sz w:val="21"/>
-          <w:szCs w:val="21"/>
-        </w:rPr>
-        <w:t>•</w:t>
-      </w:r>
-      <w:r>
-        <w:rPr>
-          <w:rFonts w:eastAsia="Calibri" w:cs="Calibri"/>
-          <w:b/>
-          <w:color w:val="1B4F5C"/>
-          <w:sz w:val="21"/>
-          <w:szCs w:val="21"/>
-        </w:rPr>
-        <w:tab/>
-      </w:r>
-      <w:r>
-        <w:rPr>
-          <w:rFonts w:eastAsia="Calibri" w:cs="Calibri"/>
-          <w:b/>
-          <w:color w:val="1A1A1A"/>
-          <w:sz w:val="21"/>
-          <w:szCs w:val="21"/>
-        </w:rPr>
-        <w:t xml:space="preserve">Transcription – </w:t>
-      </w:r>
-      <w:r>
-        <w:rPr>
-          <w:rFonts w:eastAsia="Calibri" w:cs="Calibri"/>
-          <w:sz w:val="21"/>
-          <w:szCs w:val="21"/>
-        </w:rPr>
-        <w:t>RNA synthesis principles and gene expression analysis</w:t>
-      </w:r>
-    </w:p>
-    <w:p>
-      <w:pPr>
-        <w:spacing w:after="0" w:line="240" w:lineRule="auto"/>
-        <w:ind w:left="317" w:hanging="317"/>
-        <w:rPr>
-          <w:sz w:val="21"/>
-          <w:szCs w:val="21"/>
-        </w:rPr>
-      </w:pPr>
-      <w:r>
-        <w:rPr>
-          <w:rFonts w:eastAsia="Calibri" w:cs="Calibri"/>
-          <w:b/>
-          <w:color w:val="1B4F5C"/>
-          <w:sz w:val="21"/>
-          <w:szCs w:val="21"/>
-        </w:rPr>
-        <w:t>•</w:t>
-      </w:r>
-      <w:r>
-        <w:rPr>
-          <w:rFonts w:eastAsia="Calibri" w:cs="Calibri"/>
-          <w:b/>
-          <w:color w:val="1B4F5C"/>
-          <w:sz w:val="21"/>
-          <w:szCs w:val="21"/>
-        </w:rPr>
-        <w:tab/>
-      </w:r>
-      <w:r>
-        <w:rPr>
-          <w:rFonts w:eastAsia="Calibri" w:cs="Calibri"/>
-          <w:b/>
-          <w:color w:val="1A1A1A"/>
-          <w:sz w:val="21"/>
-          <w:szCs w:val="21"/>
-        </w:rPr>
-        <w:t xml:space="preserve">Translation – </w:t>
-      </w:r>
-      <w:r>
-        <w:rPr>
-          <w:rFonts w:eastAsia="Calibri" w:cs="Calibri"/>
-          <w:sz w:val="21"/>
-          <w:szCs w:val="21"/>
-        </w:rPr>
-        <w:t>Protein synthesis processes and molecular biology applications</w:t>
+        <w:t>Understanding of DNA replication, transcription, and translation in gene expression</w:t>
       </w:r>
     </w:p>
     <w:p>

--- a/jessika_resume.docx
+++ b/jessika_resume.docx
@@ -434,7 +434,7 @@
         <w:pBdr>
           <w:bottom w:val="single" w:sz="6" w:space="1" w:color="1B4F5C"/>
         </w:pBdr>
-        <w:spacing w:before="280" w:after="120"/>
+        <w:spacing w:before="140" w:after="120"/>
         <w:rPr>
           <w:sz w:val="21"/>
           <w:szCs w:val="21"/>
@@ -447,7 +447,7 @@
           <w:color w:val="1B4F5C"/>
           <w:szCs w:val="21"/>
         </w:rPr>
-        <w:t>Academic Achievements</w:t>
+        <w:t>Academic Projects &amp; Laboratory Training</w:t>
       </w:r>
     </w:p>
     <w:p>
@@ -487,7 +487,7 @@
           <w:sz w:val="21"/>
           <w:szCs w:val="21"/>
         </w:rPr>
-        <w:t xml:space="preserve">Gold Medal in M.Sc. Biotechnology – </w:t>
+        <w:t xml:space="preserve">M.Sc. Dissertation Project – Krishna University, Machilipatnam – </w:t>
       </w:r>
       <w:r>
         <w:rPr>
@@ -495,7 +495,16 @@
           <w:sz w:val="21"/>
           <w:szCs w:val="21"/>
         </w:rPr>
-        <w:t>Awarded for outstanding academic performance at Krishna University, Machilipatnam</w:t>
+        <w:t xml:space="preserve">Isolated and characterized lactic acid bacteria (LAB) from spontaneously fermented fruits including apple, orange, grape, and lemon through aseptic sampling, serial dilution, and selective plating on MRS agar. Purified cultures by repeated streaking and confirmed LAB identity using </w:t>
+      </w:r>
+      <w:r>
+        <w:rPr>
+          <w:rFonts w:eastAsia="Calibri" w:cs="Calibri"/>
+          <w:sz w:val="21"/>
+          <w:szCs w:val="21"/>
+        </w:rPr>
+        <w:lastRenderedPageBreak/>
+        <w:t>Gram staining, catalase, and oxidase tests, recording colony morphology and microbial growth under controlled incubation.</w:t>
       </w:r>
     </w:p>
     <w:p>
@@ -535,7 +544,7 @@
           <w:sz w:val="21"/>
           <w:szCs w:val="21"/>
         </w:rPr>
-        <w:t xml:space="preserve">Ranked 1st in B.Sc. Biotechnology – </w:t>
+        <w:t xml:space="preserve">Analytical Laboratory Training – CMS Laboratories – </w:t>
       </w:r>
       <w:r>
         <w:rPr>
@@ -543,199 +552,7 @@
           <w:sz w:val="21"/>
           <w:szCs w:val="21"/>
         </w:rPr>
-        <w:t>Consistently topped all semesters at Harshini Degree College</w:t>
-      </w:r>
-    </w:p>
-    <w:p>
-      <w:pPr>
-        <w:spacing w:after="60" w:line="274" w:lineRule="auto"/>
-        <w:ind w:left="317" w:hanging="317"/>
-        <w:rPr>
-          <w:sz w:val="21"/>
-          <w:szCs w:val="21"/>
-        </w:rPr>
-      </w:pPr>
-      <w:r>
-        <w:rPr>
-          <w:rFonts w:eastAsia="Calibri" w:cs="Calibri"/>
-          <w:b/>
-          <w:color w:val="1B4F5C"/>
-          <w:sz w:val="21"/>
-          <w:szCs w:val="21"/>
-        </w:rPr>
-        <w:t>•</w:t>
-      </w:r>
-      <w:r>
-        <w:rPr>
-          <w:rFonts w:eastAsia="Calibri" w:cs="Calibri"/>
-          <w:b/>
-          <w:color w:val="1B4F5C"/>
-          <w:sz w:val="21"/>
-          <w:szCs w:val="21"/>
-        </w:rPr>
-        <w:tab/>
-      </w:r>
-      <w:r>
-        <w:rPr>
-          <w:rFonts w:eastAsia="Calibri" w:cs="Calibri"/>
-          <w:b/>
-          <w:color w:val="1A1A1A"/>
-          <w:sz w:val="21"/>
-          <w:szCs w:val="21"/>
-        </w:rPr>
-        <w:t xml:space="preserve">Top Scorer in Intermediate (BiPC) – </w:t>
-      </w:r>
-      <w:r>
-        <w:rPr>
-          <w:rFonts w:eastAsia="Calibri" w:cs="Calibri"/>
-          <w:sz w:val="21"/>
-          <w:szCs w:val="21"/>
-        </w:rPr>
-        <w:t>Distinction grades with special excellence in Biology</w:t>
-      </w:r>
-    </w:p>
-    <w:p>
-      <w:pPr>
-        <w:spacing w:after="60" w:line="274" w:lineRule="auto"/>
-        <w:ind w:left="317" w:hanging="317"/>
-        <w:rPr>
-          <w:sz w:val="21"/>
-          <w:szCs w:val="21"/>
-        </w:rPr>
-      </w:pPr>
-      <w:r>
-        <w:rPr>
-          <w:rFonts w:eastAsia="Calibri" w:cs="Calibri"/>
-          <w:b/>
-          <w:color w:val="1B4F5C"/>
-          <w:sz w:val="21"/>
-          <w:szCs w:val="21"/>
-        </w:rPr>
-        <w:t>•</w:t>
-      </w:r>
-      <w:r>
-        <w:rPr>
-          <w:rFonts w:eastAsia="Calibri" w:cs="Calibri"/>
-          <w:b/>
-          <w:color w:val="1B4F5C"/>
-          <w:sz w:val="21"/>
-          <w:szCs w:val="21"/>
-        </w:rPr>
-        <w:tab/>
-      </w:r>
-      <w:r>
-        <w:rPr>
-          <w:rFonts w:eastAsia="Calibri" w:cs="Calibri"/>
-          <w:b/>
-          <w:color w:val="1A1A1A"/>
-          <w:sz w:val="21"/>
-          <w:szCs w:val="21"/>
-        </w:rPr>
-        <w:t xml:space="preserve">Top Scorer in Class 10 (SSC) – </w:t>
-      </w:r>
-      <w:r>
-        <w:rPr>
-          <w:rFonts w:eastAsia="Calibri" w:cs="Calibri"/>
-          <w:sz w:val="21"/>
-          <w:szCs w:val="21"/>
-        </w:rPr>
-        <w:t>Distinction with outstanding performance in Science</w:t>
-      </w:r>
-    </w:p>
-    <w:p>
-      <w:pPr>
-        <w:spacing w:after="60" w:line="274" w:lineRule="auto"/>
-        <w:ind w:left="317" w:hanging="317"/>
-        <w:rPr>
-          <w:sz w:val="21"/>
-          <w:szCs w:val="21"/>
-        </w:rPr>
-      </w:pPr>
-      <w:r>
-        <w:rPr>
-          <w:rFonts w:eastAsia="Calibri" w:cs="Calibri"/>
-          <w:b/>
-          <w:color w:val="1B4F5C"/>
-          <w:sz w:val="21"/>
-          <w:szCs w:val="21"/>
-        </w:rPr>
-        <w:t>•</w:t>
-      </w:r>
-      <w:r>
-        <w:rPr>
-          <w:rFonts w:eastAsia="Calibri" w:cs="Calibri"/>
-          <w:b/>
-          <w:color w:val="1B4F5C"/>
-          <w:sz w:val="21"/>
-          <w:szCs w:val="21"/>
-        </w:rPr>
-        <w:tab/>
-      </w:r>
-      <w:r>
-        <w:rPr>
-          <w:rFonts w:eastAsia="Calibri" w:cs="Calibri"/>
-          <w:b/>
-          <w:color w:val="1A1A1A"/>
-          <w:sz w:val="21"/>
-          <w:szCs w:val="21"/>
-        </w:rPr>
-        <w:t xml:space="preserve">Merit Certificates &amp; Scholarships – </w:t>
-      </w:r>
-      <w:r>
-        <w:rPr>
-          <w:rFonts w:eastAsia="Calibri" w:cs="Calibri"/>
-          <w:sz w:val="21"/>
-          <w:szCs w:val="21"/>
-        </w:rPr>
-        <w:t>Received multiple honors for academic excellence</w:t>
-      </w:r>
-    </w:p>
-    <w:p>
-      <w:pPr>
-        <w:spacing w:after="60" w:line="274" w:lineRule="auto"/>
-        <w:ind w:left="317" w:hanging="317"/>
-        <w:rPr>
-          <w:sz w:val="21"/>
-          <w:szCs w:val="21"/>
-        </w:rPr>
-      </w:pPr>
-      <w:r>
-        <w:rPr>
-          <w:rFonts w:eastAsia="Calibri" w:cs="Calibri"/>
-          <w:b/>
-          <w:color w:val="1B4F5C"/>
-          <w:sz w:val="21"/>
-          <w:szCs w:val="21"/>
-        </w:rPr>
-        <w:t>•</w:t>
-      </w:r>
-      <w:r>
-        <w:rPr>
-          <w:rFonts w:eastAsia="Calibri" w:cs="Calibri"/>
-          <w:b/>
-          <w:color w:val="1B4F5C"/>
-          <w:sz w:val="21"/>
-          <w:szCs w:val="21"/>
-        </w:rPr>
-        <w:tab/>
-      </w:r>
-      <w:r>
-        <w:rPr>
-          <w:rFonts w:eastAsia="Calibri" w:cs="Calibri"/>
-          <w:b/>
-          <w:color w:val="1A1A1A"/>
-          <w:sz w:val="21"/>
-          <w:szCs w:val="21"/>
-        </w:rPr>
-        <w:t xml:space="preserve">Perfect Academic Record – </w:t>
-      </w:r>
-      <w:r>
-        <w:rPr>
-          <w:rFonts w:eastAsia="Calibri" w:cs="Calibri"/>
-          <w:sz w:val="21"/>
-          <w:szCs w:val="21"/>
-        </w:rPr>
-        <w:t>Maintained consistency throughout school and college</w:t>
+        <w:t>Completed hands-on training in HPLC (High-Performance Liquid Chromatography) techniques and basic analytical laboratory procedures, developing familiarity with instrument handling, sample preparation, and accurate data recording.</w:t>
       </w:r>
     </w:p>
     <w:p>
@@ -757,7 +574,7 @@
           <w:color w:val="1B4F5C"/>
           <w:szCs w:val="21"/>
         </w:rPr>
-        <w:t>Academic Projects &amp; Laboratory Training</w:t>
+        <w:t>Certifications &amp; Training</w:t>
       </w:r>
     </w:p>
     <w:p>
@@ -797,7 +614,7 @@
           <w:sz w:val="21"/>
           <w:szCs w:val="21"/>
         </w:rPr>
-        <w:t xml:space="preserve">M.Sc. Dissertation Project – Krishna University, Machilipatnam – </w:t>
+        <w:t xml:space="preserve">National Education Policy - NEP SAARTHI – </w:t>
       </w:r>
       <w:r>
         <w:rPr>
@@ -805,64 +622,7 @@
           <w:sz w:val="21"/>
           <w:szCs w:val="21"/>
         </w:rPr>
-        <w:t xml:space="preserve">Isolated and characterized lactic acid bacteria (LAB) from spontaneously fermented fruits including apple, orange, grape, and lemon through aseptic sampling, serial dilution, and selective plating on MRS agar. Purified cultures by repeated streaking and confirmed LAB identity using </w:t>
-      </w:r>
-      <w:r>
-        <w:rPr>
-          <w:rFonts w:eastAsia="Calibri" w:cs="Calibri"/>
-          <w:sz w:val="21"/>
-          <w:szCs w:val="21"/>
-        </w:rPr>
-        <w:lastRenderedPageBreak/>
-        <w:t>Gram staining, catalase, and oxidase tests, recording colony morphology and microbial growth under controlled incubation.</w:t>
-      </w:r>
-    </w:p>
-    <w:p>
-      <w:pPr>
-        <w:spacing w:after="60" w:line="274" w:lineRule="auto"/>
-        <w:ind w:left="317" w:hanging="317"/>
-        <w:rPr>
-          <w:sz w:val="21"/>
-          <w:szCs w:val="21"/>
-        </w:rPr>
-      </w:pPr>
-      <w:r>
-        <w:rPr>
-          <w:rFonts w:eastAsia="Calibri" w:cs="Calibri"/>
-          <w:b/>
-          <w:color w:val="1B4F5C"/>
-          <w:sz w:val="21"/>
-          <w:szCs w:val="21"/>
-        </w:rPr>
-        <w:t>•</w:t>
-      </w:r>
-      <w:r>
-        <w:rPr>
-          <w:rFonts w:eastAsia="Calibri" w:cs="Calibri"/>
-          <w:b/>
-          <w:color w:val="1B4F5C"/>
-          <w:sz w:val="21"/>
-          <w:szCs w:val="21"/>
-        </w:rPr>
-        <w:tab/>
-      </w:r>
-      <w:r>
-        <w:rPr>
-          <w:rFonts w:eastAsia="Calibri" w:cs="Calibri"/>
-          <w:b/>
-          <w:color w:val="1A1A1A"/>
-          <w:sz w:val="21"/>
-          <w:szCs w:val="21"/>
-        </w:rPr>
-        <w:t xml:space="preserve">Analytical Laboratory Training – CMS Laboratories – </w:t>
-      </w:r>
-      <w:r>
-        <w:rPr>
-          <w:rFonts w:eastAsia="Calibri" w:cs="Calibri"/>
-          <w:sz w:val="21"/>
-          <w:szCs w:val="21"/>
-        </w:rPr>
-        <w:t>Completed hands-on training in HPLC (High-Performance Liquid Chromatography) techniques and basic analytical laboratory procedures, developing familiarity with instrument handling, sample preparation, and accurate data recording.</w:t>
+        <w:t>Trained in the latest education policies and pedagogical approaches</w:t>
       </w:r>
     </w:p>
     <w:p>
@@ -884,7 +644,7 @@
           <w:color w:val="1B4F5C"/>
           <w:szCs w:val="21"/>
         </w:rPr>
-        <w:t>Certifications &amp; Training</w:t>
+        <w:t>Laboratory Skills</w:t>
       </w:r>
     </w:p>
     <w:p>
@@ -924,7 +684,7 @@
           <w:sz w:val="21"/>
           <w:szCs w:val="21"/>
         </w:rPr>
-        <w:t xml:space="preserve">National Education Policy - NEP SAARTHI – </w:t>
+        <w:t xml:space="preserve">Aseptic Technique – </w:t>
       </w:r>
       <w:r>
         <w:rPr>
@@ -932,7 +692,151 @@
           <w:sz w:val="21"/>
           <w:szCs w:val="21"/>
         </w:rPr>
-        <w:t>Trained in the latest education policies and pedagogical approaches</w:t>
+        <w:t>Sample handling, equipment care, and adherence to basic laboratory protocols</w:t>
+      </w:r>
+    </w:p>
+    <w:p>
+      <w:pPr>
+        <w:spacing w:after="60" w:line="274" w:lineRule="auto"/>
+        <w:ind w:left="317" w:hanging="317"/>
+        <w:rPr>
+          <w:sz w:val="21"/>
+          <w:szCs w:val="21"/>
+        </w:rPr>
+      </w:pPr>
+      <w:r>
+        <w:rPr>
+          <w:rFonts w:eastAsia="Calibri" w:cs="Calibri"/>
+          <w:b/>
+          <w:color w:val="1B4F5C"/>
+          <w:sz w:val="21"/>
+          <w:szCs w:val="21"/>
+        </w:rPr>
+        <w:t>•</w:t>
+      </w:r>
+      <w:r>
+        <w:rPr>
+          <w:rFonts w:eastAsia="Calibri" w:cs="Calibri"/>
+          <w:b/>
+          <w:color w:val="1B4F5C"/>
+          <w:sz w:val="21"/>
+          <w:szCs w:val="21"/>
+        </w:rPr>
+        <w:tab/>
+      </w:r>
+      <w:r>
+        <w:rPr>
+          <w:rFonts w:eastAsia="Calibri" w:cs="Calibri"/>
+          <w:b/>
+          <w:color w:val="1A1A1A"/>
+          <w:sz w:val="21"/>
+          <w:szCs w:val="21"/>
+        </w:rPr>
+        <w:t xml:space="preserve">Analytical Basics – </w:t>
+      </w:r>
+      <w:r>
+        <w:rPr>
+          <w:rFonts w:eastAsia="Calibri" w:cs="Calibri"/>
+          <w:sz w:val="21"/>
+          <w:szCs w:val="21"/>
+        </w:rPr>
+        <w:t>Introductory HPLC exposure and strong academic grounding in scientific analysis</w:t>
+      </w:r>
+    </w:p>
+    <w:p>
+      <w:pPr>
+        <w:spacing w:after="60" w:line="274" w:lineRule="auto"/>
+        <w:ind w:left="317" w:hanging="317"/>
+        <w:rPr>
+          <w:sz w:val="21"/>
+          <w:szCs w:val="21"/>
+        </w:rPr>
+      </w:pPr>
+      <w:r>
+        <w:rPr>
+          <w:rFonts w:eastAsia="Calibri" w:cs="Calibri"/>
+          <w:b/>
+          <w:color w:val="1B4F5C"/>
+          <w:sz w:val="21"/>
+          <w:szCs w:val="21"/>
+        </w:rPr>
+        <w:t>•</w:t>
+      </w:r>
+      <w:r>
+        <w:rPr>
+          <w:rFonts w:eastAsia="Calibri" w:cs="Calibri"/>
+          <w:b/>
+          <w:color w:val="1B4F5C"/>
+          <w:sz w:val="21"/>
+          <w:szCs w:val="21"/>
+        </w:rPr>
+        <w:tab/>
+      </w:r>
+      <w:r>
+        <w:rPr>
+          <w:rFonts w:eastAsia="Calibri" w:cs="Calibri"/>
+          <w:b/>
+          <w:color w:val="1A1A1A"/>
+          <w:sz w:val="21"/>
+          <w:szCs w:val="21"/>
+        </w:rPr>
+        <w:t xml:space="preserve">Microbiology – </w:t>
+      </w:r>
+      <w:r>
+        <w:rPr>
+          <w:rFonts w:eastAsia="Calibri" w:cs="Calibri"/>
+          <w:sz w:val="21"/>
+          <w:szCs w:val="21"/>
+        </w:rPr>
+        <w:t>Bacterial culture, staining techniques, microscopy, and pure culture maintenance</w:t>
+      </w:r>
+    </w:p>
+    <w:p>
+      <w:pPr>
+        <w:spacing w:after="60" w:line="274" w:lineRule="auto"/>
+        <w:ind w:left="317" w:hanging="317"/>
+        <w:rPr>
+          <w:sz w:val="21"/>
+          <w:szCs w:val="21"/>
+        </w:rPr>
+      </w:pPr>
+      <w:r>
+        <w:rPr>
+          <w:rFonts w:eastAsia="Calibri" w:cs="Calibri"/>
+          <w:b/>
+          <w:color w:val="1B4F5C"/>
+          <w:sz w:val="21"/>
+          <w:szCs w:val="21"/>
+        </w:rPr>
+        <w:t>•</w:t>
+      </w:r>
+      <w:r>
+        <w:rPr>
+          <w:rFonts w:eastAsia="Calibri" w:cs="Calibri"/>
+          <w:b/>
+          <w:color w:val="1B4F5C"/>
+          <w:sz w:val="21"/>
+          <w:szCs w:val="21"/>
+        </w:rPr>
+        <w:tab/>
+      </w:r>
+      <w:r>
+        <w:rPr>
+          <w:rFonts w:eastAsia="Calibri" w:cs="Calibri"/>
+          <w:b/>
+          <w:color w:val="1A1A1A"/>
+          <w:sz w:val="21"/>
+          <w:szCs w:val="21"/>
+        </w:rPr>
+        <w:t xml:space="preserve">Documentation – </w:t>
+      </w:r>
+      <w:r>
+        <w:rPr>
+          <w:rFonts w:eastAsia="Calibri" w:cs="Calibri"/>
+          <w:sz w:val="21"/>
+          <w:szCs w:val="21"/>
+        </w:rPr>
+        <w:t>Clear written and verbal communication in Telugu and English for academic and lab reporting</w:t>
       </w:r>
     </w:p>
     <w:p>
@@ -954,12 +858,12 @@
           <w:color w:val="1B4F5C"/>
           <w:szCs w:val="21"/>
         </w:rPr>
-        <w:t>Laboratory Skills</w:t>
+        <w:t>Core Technical Competencies</w:t>
       </w:r>
     </w:p>
     <w:p>
       <w:pPr>
-        <w:spacing w:after="60" w:line="274" w:lineRule="auto"/>
+        <w:spacing w:after="0" w:line="240" w:lineRule="auto"/>
         <w:ind w:left="317" w:hanging="317"/>
         <w:rPr>
           <w:sz w:val="21"/>
@@ -994,7 +898,7 @@
           <w:sz w:val="21"/>
           <w:szCs w:val="21"/>
         </w:rPr>
-        <w:t xml:space="preserve">Aseptic Technique – </w:t>
+        <w:t xml:space="preserve">PCR – </w:t>
       </w:r>
       <w:r>
         <w:rPr>
@@ -1002,12 +906,12 @@
           <w:sz w:val="21"/>
           <w:szCs w:val="21"/>
         </w:rPr>
-        <w:t>Sample handling, equipment care, and adherence to basic laboratory protocols</w:t>
+        <w:t>Amplification and analysis of target DNA sequences</w:t>
       </w:r>
     </w:p>
     <w:p>
       <w:pPr>
-        <w:spacing w:after="60" w:line="274" w:lineRule="auto"/>
+        <w:spacing w:after="0" w:line="240" w:lineRule="auto"/>
         <w:ind w:left="317" w:hanging="317"/>
         <w:rPr>
           <w:sz w:val="21"/>
@@ -1042,7 +946,7 @@
           <w:sz w:val="21"/>
           <w:szCs w:val="21"/>
         </w:rPr>
-        <w:t xml:space="preserve">Analytical Basics – </w:t>
+        <w:t xml:space="preserve">ELISA – </w:t>
       </w:r>
       <w:r>
         <w:rPr>
@@ -1050,12 +954,12 @@
           <w:sz w:val="21"/>
           <w:szCs w:val="21"/>
         </w:rPr>
-        <w:t>Introductory HPLC exposure and strong academic grounding in scientific analysis</w:t>
+        <w:t>Antigen-antibody detection for qualitative and quantitative assays</w:t>
       </w:r>
     </w:p>
     <w:p>
       <w:pPr>
-        <w:spacing w:after="60" w:line="274" w:lineRule="auto"/>
+        <w:spacing w:after="0" w:line="240" w:lineRule="auto"/>
         <w:ind w:left="317" w:hanging="317"/>
         <w:rPr>
           <w:sz w:val="21"/>
@@ -1090,7 +994,7 @@
           <w:sz w:val="21"/>
           <w:szCs w:val="21"/>
         </w:rPr>
-        <w:t xml:space="preserve">Microbiology – </w:t>
+        <w:t xml:space="preserve">Chromatography – </w:t>
       </w:r>
       <w:r>
         <w:rPr>
@@ -1098,12 +1002,12 @@
           <w:sz w:val="21"/>
           <w:szCs w:val="21"/>
         </w:rPr>
-        <w:t>Bacterial culture, staining techniques, microscopy, and pure culture maintenance</w:t>
+        <w:t>Separation and analysis of compounds using HPLC and related methods</w:t>
       </w:r>
     </w:p>
     <w:p>
       <w:pPr>
-        <w:spacing w:after="60" w:line="274" w:lineRule="auto"/>
+        <w:spacing w:after="0" w:line="240" w:lineRule="auto"/>
         <w:ind w:left="317" w:hanging="317"/>
         <w:rPr>
           <w:sz w:val="21"/>
@@ -1138,7 +1042,7 @@
           <w:sz w:val="21"/>
           <w:szCs w:val="21"/>
         </w:rPr>
-        <w:t xml:space="preserve">Documentation – </w:t>
+        <w:t xml:space="preserve">Electrophoresis – </w:t>
       </w:r>
       <w:r>
         <w:rPr>
@@ -1146,7 +1050,295 @@
           <w:sz w:val="21"/>
           <w:szCs w:val="21"/>
         </w:rPr>
-        <w:t>Clear written and verbal communication in Telugu and English for academic and lab reporting</w:t>
+        <w:t>Gel-based separation of nucleic acids and proteins</w:t>
+      </w:r>
+    </w:p>
+    <w:p>
+      <w:pPr>
+        <w:spacing w:after="0" w:line="240" w:lineRule="auto"/>
+        <w:ind w:left="317" w:hanging="317"/>
+        <w:rPr>
+          <w:sz w:val="21"/>
+          <w:szCs w:val="21"/>
+        </w:rPr>
+      </w:pPr>
+      <w:r>
+        <w:rPr>
+          <w:rFonts w:eastAsia="Calibri" w:cs="Calibri"/>
+          <w:b/>
+          <w:color w:val="1B4F5C"/>
+          <w:sz w:val="21"/>
+          <w:szCs w:val="21"/>
+        </w:rPr>
+        <w:t>•</w:t>
+      </w:r>
+      <w:r>
+        <w:rPr>
+          <w:rFonts w:eastAsia="Calibri" w:cs="Calibri"/>
+          <w:b/>
+          <w:color w:val="1B4F5C"/>
+          <w:sz w:val="21"/>
+          <w:szCs w:val="21"/>
+        </w:rPr>
+        <w:tab/>
+      </w:r>
+      <w:r>
+        <w:rPr>
+          <w:rFonts w:eastAsia="Calibri" w:cs="Calibri"/>
+          <w:b/>
+          <w:color w:val="1A1A1A"/>
+          <w:sz w:val="21"/>
+          <w:szCs w:val="21"/>
+        </w:rPr>
+        <w:t xml:space="preserve">Gram staining – </w:t>
+      </w:r>
+      <w:r>
+        <w:rPr>
+          <w:rFonts w:eastAsia="Calibri" w:cs="Calibri"/>
+          <w:sz w:val="21"/>
+          <w:szCs w:val="21"/>
+        </w:rPr>
+        <w:t>Differentiation of bacteria using Gram-positive and Gram-negative staining</w:t>
+      </w:r>
+    </w:p>
+    <w:p>
+      <w:pPr>
+        <w:spacing w:after="0" w:line="240" w:lineRule="auto"/>
+        <w:ind w:left="317" w:hanging="317"/>
+        <w:rPr>
+          <w:sz w:val="21"/>
+          <w:szCs w:val="21"/>
+        </w:rPr>
+      </w:pPr>
+      <w:r>
+        <w:rPr>
+          <w:rFonts w:eastAsia="Calibri" w:cs="Calibri"/>
+          <w:b/>
+          <w:color w:val="1B4F5C"/>
+          <w:sz w:val="21"/>
+          <w:szCs w:val="21"/>
+        </w:rPr>
+        <w:t>•</w:t>
+      </w:r>
+      <w:r>
+        <w:rPr>
+          <w:rFonts w:eastAsia="Calibri" w:cs="Calibri"/>
+          <w:b/>
+          <w:color w:val="1B4F5C"/>
+          <w:sz w:val="21"/>
+          <w:szCs w:val="21"/>
+        </w:rPr>
+        <w:tab/>
+      </w:r>
+      <w:r>
+        <w:rPr>
+          <w:rFonts w:eastAsia="Calibri" w:cs="Calibri"/>
+          <w:b/>
+          <w:color w:val="1A1A1A"/>
+          <w:sz w:val="21"/>
+          <w:szCs w:val="21"/>
+        </w:rPr>
+        <w:t xml:space="preserve">Sterilization techniques – </w:t>
+      </w:r>
+      <w:r>
+        <w:rPr>
+          <w:rFonts w:eastAsia="Calibri" w:cs="Calibri"/>
+          <w:sz w:val="21"/>
+          <w:szCs w:val="21"/>
+        </w:rPr>
+        <w:t>Aseptic handling, autoclaving, and contamination control methods</w:t>
+      </w:r>
+    </w:p>
+    <w:p>
+      <w:pPr>
+        <w:spacing w:after="0" w:line="240" w:lineRule="auto"/>
+        <w:ind w:left="317" w:hanging="317"/>
+        <w:rPr>
+          <w:sz w:val="21"/>
+          <w:szCs w:val="21"/>
+        </w:rPr>
+      </w:pPr>
+      <w:r>
+        <w:rPr>
+          <w:rFonts w:eastAsia="Calibri" w:cs="Calibri"/>
+          <w:b/>
+          <w:color w:val="1B4F5C"/>
+          <w:sz w:val="21"/>
+          <w:szCs w:val="21"/>
+        </w:rPr>
+        <w:t>•</w:t>
+      </w:r>
+      <w:r>
+        <w:rPr>
+          <w:rFonts w:eastAsia="Calibri" w:cs="Calibri"/>
+          <w:b/>
+          <w:color w:val="1B4F5C"/>
+          <w:sz w:val="21"/>
+          <w:szCs w:val="21"/>
+        </w:rPr>
+        <w:tab/>
+      </w:r>
+      <w:r>
+        <w:rPr>
+          <w:rFonts w:eastAsia="Calibri" w:cs="Calibri"/>
+          <w:b/>
+          <w:color w:val="1A1A1A"/>
+          <w:sz w:val="21"/>
+          <w:szCs w:val="21"/>
+        </w:rPr>
+        <w:t xml:space="preserve">DNA isolation – </w:t>
+      </w:r>
+      <w:r>
+        <w:rPr>
+          <w:rFonts w:eastAsia="Calibri" w:cs="Calibri"/>
+          <w:sz w:val="21"/>
+          <w:szCs w:val="21"/>
+        </w:rPr>
+        <w:t>Extraction and purification of genomic DNA from biological samples</w:t>
+      </w:r>
+    </w:p>
+    <w:p>
+      <w:pPr>
+        <w:spacing w:after="0" w:line="240" w:lineRule="auto"/>
+        <w:ind w:left="317" w:hanging="317"/>
+        <w:rPr>
+          <w:sz w:val="21"/>
+          <w:szCs w:val="21"/>
+        </w:rPr>
+      </w:pPr>
+      <w:r>
+        <w:rPr>
+          <w:rFonts w:eastAsia="Calibri" w:cs="Calibri"/>
+          <w:b/>
+          <w:color w:val="1B4F5C"/>
+          <w:sz w:val="21"/>
+          <w:szCs w:val="21"/>
+        </w:rPr>
+        <w:t>•</w:t>
+      </w:r>
+      <w:r>
+        <w:rPr>
+          <w:rFonts w:eastAsia="Calibri" w:cs="Calibri"/>
+          <w:b/>
+          <w:color w:val="1B4F5C"/>
+          <w:sz w:val="21"/>
+          <w:szCs w:val="21"/>
+        </w:rPr>
+        <w:tab/>
+      </w:r>
+      <w:r>
+        <w:rPr>
+          <w:rFonts w:eastAsia="Calibri" w:cs="Calibri"/>
+          <w:b/>
+          <w:color w:val="1A1A1A"/>
+          <w:sz w:val="21"/>
+          <w:szCs w:val="21"/>
+        </w:rPr>
+        <w:t xml:space="preserve">Blotting techniques – </w:t>
+      </w:r>
+      <w:r>
+        <w:rPr>
+          <w:rFonts w:eastAsia="Calibri" w:cs="Calibri"/>
+          <w:sz w:val="21"/>
+          <w:szCs w:val="21"/>
+        </w:rPr>
+        <w:t>Southern, Northern, and Western blot methods for molecular analysis</w:t>
+      </w:r>
+    </w:p>
+    <w:p>
+      <w:pPr>
+        <w:spacing w:after="0" w:line="240" w:lineRule="auto"/>
+        <w:ind w:left="317" w:hanging="317"/>
+        <w:rPr>
+          <w:sz w:val="21"/>
+          <w:szCs w:val="21"/>
+        </w:rPr>
+      </w:pPr>
+      <w:r>
+        <w:rPr>
+          <w:rFonts w:eastAsia="Calibri" w:cs="Calibri"/>
+          <w:b/>
+          <w:color w:val="1B4F5C"/>
+          <w:sz w:val="21"/>
+          <w:szCs w:val="21"/>
+        </w:rPr>
+        <w:t>•</w:t>
+      </w:r>
+      <w:r>
+        <w:rPr>
+          <w:rFonts w:eastAsia="Calibri" w:cs="Calibri"/>
+          <w:b/>
+          <w:color w:val="1B4F5C"/>
+          <w:sz w:val="21"/>
+          <w:szCs w:val="21"/>
+        </w:rPr>
+        <w:tab/>
+      </w:r>
+      <w:r>
+        <w:rPr>
+          <w:rFonts w:eastAsia="Calibri" w:cs="Calibri"/>
+          <w:b/>
+          <w:color w:val="1A1A1A"/>
+          <w:sz w:val="21"/>
+          <w:szCs w:val="21"/>
+        </w:rPr>
+        <w:t xml:space="preserve">Central dogma of molecular biology – </w:t>
+      </w:r>
+      <w:r>
+        <w:rPr>
+          <w:rFonts w:eastAsia="Calibri" w:cs="Calibri"/>
+          <w:sz w:val="21"/>
+          <w:szCs w:val="21"/>
+        </w:rPr>
+        <w:t>Understanding of DNA replication, transcription, and translation in gene expression</w:t>
+      </w:r>
+    </w:p>
+    <w:p>
+      <w:pPr>
+        <w:spacing w:after="0" w:line="240" w:lineRule="auto"/>
+        <w:ind w:left="317" w:hanging="317"/>
+        <w:rPr>
+          <w:sz w:val="21"/>
+          <w:szCs w:val="21"/>
+        </w:rPr>
+      </w:pPr>
+      <w:r>
+        <w:rPr>
+          <w:rFonts w:eastAsia="Calibri" w:cs="Calibri"/>
+          <w:b/>
+          <w:color w:val="1B4F5C"/>
+          <w:sz w:val="21"/>
+          <w:szCs w:val="21"/>
+        </w:rPr>
+        <w:t>•</w:t>
+      </w:r>
+      <w:r>
+        <w:rPr>
+          <w:rFonts w:eastAsia="Calibri" w:cs="Calibri"/>
+          <w:b/>
+          <w:color w:val="1B4F5C"/>
+          <w:sz w:val="21"/>
+          <w:szCs w:val="21"/>
+        </w:rPr>
+        <w:tab/>
+      </w:r>
+      <w:r>
+        <w:rPr>
+          <w:rFonts w:eastAsia="Calibri" w:cs="Calibri"/>
+          <w:b/>
+          <w:color w:val="1A1A1A"/>
+          <w:sz w:val="21"/>
+          <w:szCs w:val="21"/>
+        </w:rPr>
+        <w:t xml:space="preserve">Data documentation – </w:t>
+      </w:r>
+      <w:r>
+        <w:rPr>
+          <w:rFonts w:eastAsia="Calibri" w:cs="Calibri"/>
+          <w:sz w:val="21"/>
+          <w:szCs w:val="21"/>
+        </w:rPr>
+        <w:t>Accurate recording, reporting, and traceability of laboratory results</w:t>
       </w:r>
     </w:p>
     <w:p>
@@ -1155,7 +1347,7 @@
         <w:pBdr>
           <w:bottom w:val="single" w:sz="6" w:space="1" w:color="1B4F5C"/>
         </w:pBdr>
-        <w:spacing w:before="140" w:after="120"/>
+        <w:spacing w:before="140" w:after="0" w:line="240" w:lineRule="auto"/>
         <w:rPr>
           <w:sz w:val="21"/>
           <w:szCs w:val="21"/>
@@ -1168,7 +1360,7 @@
           <w:color w:val="1B4F5C"/>
           <w:szCs w:val="21"/>
         </w:rPr>
-        <w:t>Core Technical Competencies</w:t>
+        <w:t>Academic Achievements</w:t>
       </w:r>
     </w:p>
     <w:p>
@@ -1208,7 +1400,7 @@
           <w:sz w:val="21"/>
           <w:szCs w:val="21"/>
         </w:rPr>
-        <w:t xml:space="preserve">PCR – </w:t>
+        <w:t xml:space="preserve">Gold Medal in M.Sc. Biotechnology – </w:t>
       </w:r>
       <w:r>
         <w:rPr>
@@ -1216,7 +1408,7 @@
           <w:sz w:val="21"/>
           <w:szCs w:val="21"/>
         </w:rPr>
-        <w:t>Amplification and analysis of target DNA sequences</w:t>
+        <w:t>Awarded for outstanding academic performance at Krishna University, Machilipatnam</w:t>
       </w:r>
     </w:p>
     <w:p>
@@ -1256,7 +1448,7 @@
           <w:sz w:val="21"/>
           <w:szCs w:val="21"/>
         </w:rPr>
-        <w:t xml:space="preserve">ELISA – </w:t>
+        <w:t xml:space="preserve">Ranked 1st in B.Sc. Biotechnology – </w:t>
       </w:r>
       <w:r>
         <w:rPr>
@@ -1264,7 +1456,7 @@
           <w:sz w:val="21"/>
           <w:szCs w:val="21"/>
         </w:rPr>
-        <w:t>Antigen-antibody detection for qualitative and quantitative assays</w:t>
+        <w:t>Consistently topped all semesters at Harshini Degree College</w:t>
       </w:r>
     </w:p>
     <w:p>
@@ -1304,7 +1496,7 @@
           <w:sz w:val="21"/>
           <w:szCs w:val="21"/>
         </w:rPr>
-        <w:t xml:space="preserve">Chromatography – </w:t>
+        <w:t xml:space="preserve">Top Scorer in Intermediate (BiPC) – </w:t>
       </w:r>
       <w:r>
         <w:rPr>
@@ -1312,7 +1504,7 @@
           <w:sz w:val="21"/>
           <w:szCs w:val="21"/>
         </w:rPr>
-        <w:t>Separation and analysis of compounds using HPLC and related methods</w:t>
+        <w:t>Distinction grades with special excellence in Biology</w:t>
       </w:r>
     </w:p>
     <w:p>
@@ -1352,7 +1544,7 @@
           <w:sz w:val="21"/>
           <w:szCs w:val="21"/>
         </w:rPr>
-        <w:t xml:space="preserve">Electrophoresis – </w:t>
+        <w:t xml:space="preserve">Top Scorer in Class 10 (SSC) – </w:t>
       </w:r>
       <w:r>
         <w:rPr>
@@ -1360,7 +1552,7 @@
           <w:sz w:val="21"/>
           <w:szCs w:val="21"/>
         </w:rPr>
-        <w:t>Gel-based separation of nucleic acids and proteins</w:t>
+        <w:t>Distinction with outstanding performance in Science</w:t>
       </w:r>
     </w:p>
     <w:p>
@@ -1400,7 +1592,7 @@
           <w:sz w:val="21"/>
           <w:szCs w:val="21"/>
         </w:rPr>
-        <w:t xml:space="preserve">Gram staining – </w:t>
+        <w:t xml:space="preserve">Merit Certificates &amp; Scholarships – </w:t>
       </w:r>
       <w:r>
         <w:rPr>
@@ -1408,7 +1600,7 @@
           <w:sz w:val="21"/>
           <w:szCs w:val="21"/>
         </w:rPr>
-        <w:t>Differentiation of bacteria using Gram-positive and Gram-negative staining</w:t>
+        <w:t>Received multiple honors for academic excellence</w:t>
       </w:r>
     </w:p>
     <w:p>
@@ -1448,7 +1640,7 @@
           <w:sz w:val="21"/>
           <w:szCs w:val="21"/>
         </w:rPr>
-        <w:t xml:space="preserve">Sterilization techniques – </w:t>
+        <w:t xml:space="preserve">Perfect Academic Record – </w:t>
       </w:r>
       <w:r>
         <w:rPr>
@@ -1456,199 +1648,7 @@
           <w:sz w:val="21"/>
           <w:szCs w:val="21"/>
         </w:rPr>
-        <w:t>Aseptic handling, autoclaving, and contamination control methods</w:t>
-      </w:r>
-    </w:p>
-    <w:p>
-      <w:pPr>
-        <w:spacing w:after="0" w:line="240" w:lineRule="auto"/>
-        <w:ind w:left="317" w:hanging="317"/>
-        <w:rPr>
-          <w:sz w:val="21"/>
-          <w:szCs w:val="21"/>
-        </w:rPr>
-      </w:pPr>
-      <w:r>
-        <w:rPr>
-          <w:rFonts w:eastAsia="Calibri" w:cs="Calibri"/>
-          <w:b/>
-          <w:color w:val="1B4F5C"/>
-          <w:sz w:val="21"/>
-          <w:szCs w:val="21"/>
-        </w:rPr>
-        <w:t>•</w:t>
-      </w:r>
-      <w:r>
-        <w:rPr>
-          <w:rFonts w:eastAsia="Calibri" w:cs="Calibri"/>
-          <w:b/>
-          <w:color w:val="1B4F5C"/>
-          <w:sz w:val="21"/>
-          <w:szCs w:val="21"/>
-        </w:rPr>
-        <w:tab/>
-      </w:r>
-      <w:r>
-        <w:rPr>
-          <w:rFonts w:eastAsia="Calibri" w:cs="Calibri"/>
-          <w:b/>
-          <w:color w:val="1A1A1A"/>
-          <w:sz w:val="21"/>
-          <w:szCs w:val="21"/>
-        </w:rPr>
-        <w:t xml:space="preserve">DNA isolation – </w:t>
-      </w:r>
-      <w:r>
-        <w:rPr>
-          <w:rFonts w:eastAsia="Calibri" w:cs="Calibri"/>
-          <w:sz w:val="21"/>
-          <w:szCs w:val="21"/>
-        </w:rPr>
-        <w:t>Extraction and purification of genomic DNA from biological samples</w:t>
-      </w:r>
-    </w:p>
-    <w:p>
-      <w:pPr>
-        <w:spacing w:after="0" w:line="240" w:lineRule="auto"/>
-        <w:ind w:left="317" w:hanging="317"/>
-        <w:rPr>
-          <w:sz w:val="21"/>
-          <w:szCs w:val="21"/>
-        </w:rPr>
-      </w:pPr>
-      <w:r>
-        <w:rPr>
-          <w:rFonts w:eastAsia="Calibri" w:cs="Calibri"/>
-          <w:b/>
-          <w:color w:val="1B4F5C"/>
-          <w:sz w:val="21"/>
-          <w:szCs w:val="21"/>
-        </w:rPr>
-        <w:t>•</w:t>
-      </w:r>
-      <w:r>
-        <w:rPr>
-          <w:rFonts w:eastAsia="Calibri" w:cs="Calibri"/>
-          <w:b/>
-          <w:color w:val="1B4F5C"/>
-          <w:sz w:val="21"/>
-          <w:szCs w:val="21"/>
-        </w:rPr>
-        <w:tab/>
-      </w:r>
-      <w:r>
-        <w:rPr>
-          <w:rFonts w:eastAsia="Calibri" w:cs="Calibri"/>
-          <w:b/>
-          <w:color w:val="1A1A1A"/>
-          <w:sz w:val="21"/>
-          <w:szCs w:val="21"/>
-        </w:rPr>
-        <w:t xml:space="preserve">Blotting techniques – </w:t>
-      </w:r>
-      <w:r>
-        <w:rPr>
-          <w:rFonts w:eastAsia="Calibri" w:cs="Calibri"/>
-          <w:sz w:val="21"/>
-          <w:szCs w:val="21"/>
-        </w:rPr>
-        <w:t>Southern, Northern, and Western blot methods for molecular analysis</w:t>
-      </w:r>
-    </w:p>
-    <w:p>
-      <w:pPr>
-        <w:spacing w:after="0" w:line="240" w:lineRule="auto"/>
-        <w:ind w:left="317" w:hanging="317"/>
-        <w:rPr>
-          <w:sz w:val="21"/>
-          <w:szCs w:val="21"/>
-        </w:rPr>
-      </w:pPr>
-      <w:r>
-        <w:rPr>
-          <w:rFonts w:eastAsia="Calibri" w:cs="Calibri"/>
-          <w:b/>
-          <w:color w:val="1B4F5C"/>
-          <w:sz w:val="21"/>
-          <w:szCs w:val="21"/>
-        </w:rPr>
-        <w:t>•</w:t>
-      </w:r>
-      <w:r>
-        <w:rPr>
-          <w:rFonts w:eastAsia="Calibri" w:cs="Calibri"/>
-          <w:b/>
-          <w:color w:val="1B4F5C"/>
-          <w:sz w:val="21"/>
-          <w:szCs w:val="21"/>
-        </w:rPr>
-        <w:tab/>
-      </w:r>
-      <w:r>
-        <w:rPr>
-          <w:rFonts w:eastAsia="Calibri" w:cs="Calibri"/>
-          <w:b/>
-          <w:color w:val="1A1A1A"/>
-          <w:sz w:val="21"/>
-          <w:szCs w:val="21"/>
-        </w:rPr>
-        <w:t xml:space="preserve">Central dogma of molecular biology – </w:t>
-      </w:r>
-      <w:r>
-        <w:rPr>
-          <w:rFonts w:eastAsia="Calibri" w:cs="Calibri"/>
-          <w:sz w:val="21"/>
-          <w:szCs w:val="21"/>
-        </w:rPr>
-        <w:t>Understanding of DNA replication, transcription, and translation in gene expression</w:t>
-      </w:r>
-    </w:p>
-    <w:p>
-      <w:pPr>
-        <w:spacing w:after="0" w:line="240" w:lineRule="auto"/>
-        <w:ind w:left="317" w:hanging="317"/>
-        <w:rPr>
-          <w:sz w:val="21"/>
-          <w:szCs w:val="21"/>
-        </w:rPr>
-      </w:pPr>
-      <w:r>
-        <w:rPr>
-          <w:rFonts w:eastAsia="Calibri" w:cs="Calibri"/>
-          <w:b/>
-          <w:color w:val="1B4F5C"/>
-          <w:sz w:val="21"/>
-          <w:szCs w:val="21"/>
-        </w:rPr>
-        <w:t>•</w:t>
-      </w:r>
-      <w:r>
-        <w:rPr>
-          <w:rFonts w:eastAsia="Calibri" w:cs="Calibri"/>
-          <w:b/>
-          <w:color w:val="1B4F5C"/>
-          <w:sz w:val="21"/>
-          <w:szCs w:val="21"/>
-        </w:rPr>
-        <w:tab/>
-      </w:r>
-      <w:r>
-        <w:rPr>
-          <w:rFonts w:eastAsia="Calibri" w:cs="Calibri"/>
-          <w:b/>
-          <w:color w:val="1A1A1A"/>
-          <w:sz w:val="21"/>
-          <w:szCs w:val="21"/>
-        </w:rPr>
-        <w:t xml:space="preserve">Data documentation – </w:t>
-      </w:r>
-      <w:r>
-        <w:rPr>
-          <w:rFonts w:eastAsia="Calibri" w:cs="Calibri"/>
-          <w:sz w:val="21"/>
-          <w:szCs w:val="21"/>
-        </w:rPr>
-        <w:t>Accurate recording, reporting, and traceability of laboratory results</w:t>
+        <w:t>Maintained consistency throughout school and college</w:t>
       </w:r>
     </w:p>
     <w:p>

--- a/jessika_resume.docx
+++ b/jessika_resume.docx
@@ -1496,7 +1496,7 @@
           <w:sz w:val="21"/>
           <w:szCs w:val="21"/>
         </w:rPr>
-        <w:t xml:space="preserve">Top Scorer in Intermediate (BiPC) – </w:t>
+        <w:t xml:space="preserve">Merit in Intermediate (BiPC) – </w:t>
       </w:r>
       <w:r>
         <w:rPr>
@@ -1544,7 +1544,7 @@
           <w:sz w:val="21"/>
           <w:szCs w:val="21"/>
         </w:rPr>
-        <w:t xml:space="preserve">Top Scorer in Class 10 (SSC) – </w:t>
+        <w:t xml:space="preserve">Merit in Class 10 (SSC) – </w:t>
       </w:r>
       <w:r>
         <w:rPr>

--- a/jessika_resume.docx
+++ b/jessika_resume.docx
@@ -627,6 +627,54 @@
     </w:p>
     <w:p>
       <w:pPr>
+        <w:spacing w:after="60" w:line="274" w:lineRule="auto"/>
+        <w:ind w:left="317" w:hanging="317"/>
+        <w:rPr>
+          <w:sz w:val="21"/>
+          <w:szCs w:val="21"/>
+        </w:rPr>
+      </w:pPr>
+      <w:r>
+        <w:rPr>
+          <w:rFonts w:eastAsia="Calibri" w:cs="Calibri"/>
+          <w:b/>
+          <w:color w:val="1B4F5C"/>
+          <w:sz w:val="21"/>
+          <w:szCs w:val="21"/>
+        </w:rPr>
+        <w:t>•</w:t>
+      </w:r>
+      <w:r>
+        <w:rPr>
+          <w:rFonts w:eastAsia="Calibri" w:cs="Calibri"/>
+          <w:b/>
+          <w:color w:val="1B4F5C"/>
+          <w:sz w:val="21"/>
+          <w:szCs w:val="21"/>
+        </w:rPr>
+        <w:tab/>
+      </w:r>
+      <w:r>
+        <w:rPr>
+          <w:rFonts w:eastAsia="Calibri" w:cs="Calibri"/>
+          <w:b/>
+          <w:color w:val="1A1A1A"/>
+          <w:sz w:val="21"/>
+          <w:szCs w:val="21"/>
+        </w:rPr>
+        <w:t xml:space="preserve">NSS (National Service Scheme) – </w:t>
+      </w:r>
+      <w:r>
+        <w:rPr>
+          <w:rFonts w:eastAsia="Calibri" w:cs="Calibri"/>
+          <w:sz w:val="21"/>
+          <w:szCs w:val="21"/>
+        </w:rPr>
+        <w:t>Participated in community service and social outreach activities with 60% attendance</w:t>
+      </w:r>
+    </w:p>
+    <w:p>
+      <w:pPr>
         <w:keepNext/>
         <w:pBdr>
           <w:bottom w:val="single" w:sz="6" w:space="1" w:color="1B4F5C"/>
@@ -644,12 +692,12 @@
           <w:color w:val="1B4F5C"/>
           <w:szCs w:val="21"/>
         </w:rPr>
-        <w:t>Laboratory Skills</w:t>
+        <w:t>Core Technical Competencies</w:t>
       </w:r>
     </w:p>
     <w:p>
       <w:pPr>
-        <w:spacing w:after="60" w:line="274" w:lineRule="auto"/>
+        <w:spacing w:after="0" w:line="240" w:lineRule="auto"/>
         <w:ind w:left="317" w:hanging="317"/>
         <w:rPr>
           <w:sz w:val="21"/>
@@ -684,20 +732,20 @@
           <w:sz w:val="21"/>
           <w:szCs w:val="21"/>
         </w:rPr>
-        <w:t xml:space="preserve">Aseptic Technique – </w:t>
-      </w:r>
-      <w:r>
-        <w:rPr>
-          <w:rFonts w:eastAsia="Calibri" w:cs="Calibri"/>
-          <w:sz w:val="21"/>
-          <w:szCs w:val="21"/>
-        </w:rPr>
-        <w:t>Sample handling, equipment care, and adherence to basic laboratory protocols</w:t>
+        <w:t xml:space="preserve">PCR – </w:t>
+      </w:r>
+      <w:r>
+        <w:rPr>
+          <w:rFonts w:eastAsia="Calibri" w:cs="Calibri"/>
+          <w:sz w:val="21"/>
+          <w:szCs w:val="21"/>
+        </w:rPr>
+        <w:t>Amplification and analysis of target DNA sequences</w:t>
       </w:r>
     </w:p>
     <w:p>
       <w:pPr>
-        <w:spacing w:after="60" w:line="274" w:lineRule="auto"/>
+        <w:spacing w:after="0" w:line="240" w:lineRule="auto"/>
         <w:ind w:left="317" w:hanging="317"/>
         <w:rPr>
           <w:sz w:val="21"/>
@@ -732,20 +780,20 @@
           <w:sz w:val="21"/>
           <w:szCs w:val="21"/>
         </w:rPr>
-        <w:t xml:space="preserve">Analytical Basics – </w:t>
-      </w:r>
-      <w:r>
-        <w:rPr>
-          <w:rFonts w:eastAsia="Calibri" w:cs="Calibri"/>
-          <w:sz w:val="21"/>
-          <w:szCs w:val="21"/>
-        </w:rPr>
-        <w:t>Introductory HPLC exposure and strong academic grounding in scientific analysis</w:t>
+        <w:t xml:space="preserve">ELISA – </w:t>
+      </w:r>
+      <w:r>
+        <w:rPr>
+          <w:rFonts w:eastAsia="Calibri" w:cs="Calibri"/>
+          <w:sz w:val="21"/>
+          <w:szCs w:val="21"/>
+        </w:rPr>
+        <w:t>Antigen-antibody detection for qualitative and quantitative assays</w:t>
       </w:r>
     </w:p>
     <w:p>
       <w:pPr>
-        <w:spacing w:after="60" w:line="274" w:lineRule="auto"/>
+        <w:spacing w:after="0" w:line="240" w:lineRule="auto"/>
         <w:ind w:left="317" w:hanging="317"/>
         <w:rPr>
           <w:sz w:val="21"/>
@@ -780,20 +828,20 @@
           <w:sz w:val="21"/>
           <w:szCs w:val="21"/>
         </w:rPr>
-        <w:t xml:space="preserve">Microbiology – </w:t>
-      </w:r>
-      <w:r>
-        <w:rPr>
-          <w:rFonts w:eastAsia="Calibri" w:cs="Calibri"/>
-          <w:sz w:val="21"/>
-          <w:szCs w:val="21"/>
-        </w:rPr>
-        <w:t>Bacterial culture, staining techniques, microscopy, and pure culture maintenance</w:t>
+        <w:t xml:space="preserve">Chromatography – </w:t>
+      </w:r>
+      <w:r>
+        <w:rPr>
+          <w:rFonts w:eastAsia="Calibri" w:cs="Calibri"/>
+          <w:sz w:val="21"/>
+          <w:szCs w:val="21"/>
+        </w:rPr>
+        <w:t>Separation and analysis of compounds using HPLC and related methods</w:t>
       </w:r>
     </w:p>
     <w:p>
       <w:pPr>
-        <w:spacing w:after="60" w:line="274" w:lineRule="auto"/>
+        <w:spacing w:after="0" w:line="240" w:lineRule="auto"/>
         <w:ind w:left="317" w:hanging="317"/>
         <w:rPr>
           <w:sz w:val="21"/>
@@ -828,15 +876,303 @@
           <w:sz w:val="21"/>
           <w:szCs w:val="21"/>
         </w:rPr>
-        <w:t xml:space="preserve">Documentation – </w:t>
-      </w:r>
-      <w:r>
-        <w:rPr>
-          <w:rFonts w:eastAsia="Calibri" w:cs="Calibri"/>
-          <w:sz w:val="21"/>
-          <w:szCs w:val="21"/>
-        </w:rPr>
-        <w:t>Clear written and verbal communication in Telugu and English for academic and lab reporting</w:t>
+        <w:t xml:space="preserve">Electrophoresis – </w:t>
+      </w:r>
+      <w:r>
+        <w:rPr>
+          <w:rFonts w:eastAsia="Calibri" w:cs="Calibri"/>
+          <w:sz w:val="21"/>
+          <w:szCs w:val="21"/>
+        </w:rPr>
+        <w:t>Gel-based separation of nucleic acids and proteins</w:t>
+      </w:r>
+    </w:p>
+    <w:p>
+      <w:pPr>
+        <w:spacing w:after="0" w:line="240" w:lineRule="auto"/>
+        <w:ind w:left="317" w:hanging="317"/>
+        <w:rPr>
+          <w:sz w:val="21"/>
+          <w:szCs w:val="21"/>
+        </w:rPr>
+      </w:pPr>
+      <w:r>
+        <w:rPr>
+          <w:rFonts w:eastAsia="Calibri" w:cs="Calibri"/>
+          <w:b/>
+          <w:color w:val="1B4F5C"/>
+          <w:sz w:val="21"/>
+          <w:szCs w:val="21"/>
+        </w:rPr>
+        <w:t>•</w:t>
+      </w:r>
+      <w:r>
+        <w:rPr>
+          <w:rFonts w:eastAsia="Calibri" w:cs="Calibri"/>
+          <w:b/>
+          <w:color w:val="1B4F5C"/>
+          <w:sz w:val="21"/>
+          <w:szCs w:val="21"/>
+        </w:rPr>
+        <w:tab/>
+      </w:r>
+      <w:r>
+        <w:rPr>
+          <w:rFonts w:eastAsia="Calibri" w:cs="Calibri"/>
+          <w:b/>
+          <w:color w:val="1A1A1A"/>
+          <w:sz w:val="21"/>
+          <w:szCs w:val="21"/>
+        </w:rPr>
+        <w:t xml:space="preserve">Gram staining – </w:t>
+      </w:r>
+      <w:r>
+        <w:rPr>
+          <w:rFonts w:eastAsia="Calibri" w:cs="Calibri"/>
+          <w:sz w:val="21"/>
+          <w:szCs w:val="21"/>
+        </w:rPr>
+        <w:t>Differentiation of bacteria using Gram-positive and Gram-negative staining</w:t>
+      </w:r>
+    </w:p>
+    <w:p>
+      <w:pPr>
+        <w:spacing w:after="0" w:line="240" w:lineRule="auto"/>
+        <w:ind w:left="317" w:hanging="317"/>
+        <w:rPr>
+          <w:sz w:val="21"/>
+          <w:szCs w:val="21"/>
+        </w:rPr>
+      </w:pPr>
+      <w:r>
+        <w:rPr>
+          <w:rFonts w:eastAsia="Calibri" w:cs="Calibri"/>
+          <w:b/>
+          <w:color w:val="1B4F5C"/>
+          <w:sz w:val="21"/>
+          <w:szCs w:val="21"/>
+        </w:rPr>
+        <w:t>•</w:t>
+      </w:r>
+      <w:r>
+        <w:rPr>
+          <w:rFonts w:eastAsia="Calibri" w:cs="Calibri"/>
+          <w:b/>
+          <w:color w:val="1B4F5C"/>
+          <w:sz w:val="21"/>
+          <w:szCs w:val="21"/>
+        </w:rPr>
+        <w:tab/>
+      </w:r>
+      <w:r>
+        <w:rPr>
+          <w:rFonts w:eastAsia="Calibri" w:cs="Calibri"/>
+          <w:b/>
+          <w:color w:val="1A1A1A"/>
+          <w:sz w:val="21"/>
+          <w:szCs w:val="21"/>
+        </w:rPr>
+        <w:t xml:space="preserve">Sterilization techniques – </w:t>
+      </w:r>
+      <w:r>
+        <w:rPr>
+          <w:rFonts w:eastAsia="Calibri" w:cs="Calibri"/>
+          <w:sz w:val="21"/>
+          <w:szCs w:val="21"/>
+        </w:rPr>
+        <w:t>Aseptic handling, autoclaving, and contamination control methods</w:t>
+      </w:r>
+    </w:p>
+    <w:p>
+      <w:pPr>
+        <w:spacing w:after="0" w:line="240" w:lineRule="auto"/>
+        <w:ind w:left="317" w:hanging="317"/>
+        <w:rPr>
+          <w:sz w:val="21"/>
+          <w:szCs w:val="21"/>
+        </w:rPr>
+      </w:pPr>
+      <w:r>
+        <w:rPr>
+          <w:rFonts w:eastAsia="Calibri" w:cs="Calibri"/>
+          <w:b/>
+          <w:color w:val="1B4F5C"/>
+          <w:sz w:val="21"/>
+          <w:szCs w:val="21"/>
+        </w:rPr>
+        <w:t>•</w:t>
+      </w:r>
+      <w:r>
+        <w:rPr>
+          <w:rFonts w:eastAsia="Calibri" w:cs="Calibri"/>
+          <w:b/>
+          <w:color w:val="1B4F5C"/>
+          <w:sz w:val="21"/>
+          <w:szCs w:val="21"/>
+        </w:rPr>
+        <w:tab/>
+      </w:r>
+      <w:r>
+        <w:rPr>
+          <w:rFonts w:eastAsia="Calibri" w:cs="Calibri"/>
+          <w:b/>
+          <w:color w:val="1A1A1A"/>
+          <w:sz w:val="21"/>
+          <w:szCs w:val="21"/>
+        </w:rPr>
+        <w:t xml:space="preserve">DNA isolation – </w:t>
+      </w:r>
+      <w:r>
+        <w:rPr>
+          <w:rFonts w:eastAsia="Calibri" w:cs="Calibri"/>
+          <w:sz w:val="21"/>
+          <w:szCs w:val="21"/>
+        </w:rPr>
+        <w:t>Extraction and purification of genomic DNA from biological samples</w:t>
+      </w:r>
+    </w:p>
+    <w:p>
+      <w:pPr>
+        <w:spacing w:after="0" w:line="240" w:lineRule="auto"/>
+        <w:ind w:left="317" w:hanging="317"/>
+        <w:rPr>
+          <w:sz w:val="21"/>
+          <w:szCs w:val="21"/>
+        </w:rPr>
+      </w:pPr>
+      <w:r>
+        <w:rPr>
+          <w:rFonts w:eastAsia="Calibri" w:cs="Calibri"/>
+          <w:b/>
+          <w:color w:val="1B4F5C"/>
+          <w:sz w:val="21"/>
+          <w:szCs w:val="21"/>
+        </w:rPr>
+        <w:t>•</w:t>
+      </w:r>
+      <w:r>
+        <w:rPr>
+          <w:rFonts w:eastAsia="Calibri" w:cs="Calibri"/>
+          <w:b/>
+          <w:color w:val="1B4F5C"/>
+          <w:sz w:val="21"/>
+          <w:szCs w:val="21"/>
+        </w:rPr>
+        <w:tab/>
+      </w:r>
+      <w:r>
+        <w:rPr>
+          <w:rFonts w:eastAsia="Calibri" w:cs="Calibri"/>
+          <w:b/>
+          <w:color w:val="1A1A1A"/>
+          <w:sz w:val="21"/>
+          <w:szCs w:val="21"/>
+        </w:rPr>
+        <w:t xml:space="preserve">Blotting techniques – </w:t>
+      </w:r>
+      <w:r>
+        <w:rPr>
+          <w:rFonts w:eastAsia="Calibri" w:cs="Calibri"/>
+          <w:sz w:val="21"/>
+          <w:szCs w:val="21"/>
+        </w:rPr>
+        <w:t>Southern, Northern, and Western blot methods for molecular analysis</w:t>
+      </w:r>
+    </w:p>
+    <w:p>
+      <w:pPr>
+        <w:spacing w:after="0" w:line="240" w:lineRule="auto"/>
+        <w:ind w:left="317" w:hanging="317"/>
+        <w:rPr>
+          <w:sz w:val="21"/>
+          <w:szCs w:val="21"/>
+        </w:rPr>
+      </w:pPr>
+      <w:r>
+        <w:rPr>
+          <w:rFonts w:eastAsia="Calibri" w:cs="Calibri"/>
+          <w:b/>
+          <w:color w:val="1B4F5C"/>
+          <w:sz w:val="21"/>
+          <w:szCs w:val="21"/>
+        </w:rPr>
+        <w:t>•</w:t>
+      </w:r>
+      <w:r>
+        <w:rPr>
+          <w:rFonts w:eastAsia="Calibri" w:cs="Calibri"/>
+          <w:b/>
+          <w:color w:val="1B4F5C"/>
+          <w:sz w:val="21"/>
+          <w:szCs w:val="21"/>
+        </w:rPr>
+        <w:tab/>
+      </w:r>
+      <w:r>
+        <w:rPr>
+          <w:rFonts w:eastAsia="Calibri" w:cs="Calibri"/>
+          <w:b/>
+          <w:color w:val="1A1A1A"/>
+          <w:sz w:val="21"/>
+          <w:szCs w:val="21"/>
+        </w:rPr>
+        <w:t xml:space="preserve">Central dogma of molecular biology – </w:t>
+      </w:r>
+      <w:r>
+        <w:rPr>
+          <w:rFonts w:eastAsia="Calibri" w:cs="Calibri"/>
+          <w:sz w:val="21"/>
+          <w:szCs w:val="21"/>
+        </w:rPr>
+        <w:t>Understanding of DNA replication, transcription, and translation in gene expression</w:t>
+      </w:r>
+    </w:p>
+    <w:p>
+      <w:pPr>
+        <w:spacing w:after="0" w:line="240" w:lineRule="auto"/>
+        <w:ind w:left="317" w:hanging="317"/>
+        <w:rPr>
+          <w:sz w:val="21"/>
+          <w:szCs w:val="21"/>
+        </w:rPr>
+      </w:pPr>
+      <w:r>
+        <w:rPr>
+          <w:rFonts w:eastAsia="Calibri" w:cs="Calibri"/>
+          <w:b/>
+          <w:color w:val="1B4F5C"/>
+          <w:sz w:val="21"/>
+          <w:szCs w:val="21"/>
+        </w:rPr>
+        <w:t>•</w:t>
+      </w:r>
+      <w:r>
+        <w:rPr>
+          <w:rFonts w:eastAsia="Calibri" w:cs="Calibri"/>
+          <w:b/>
+          <w:color w:val="1B4F5C"/>
+          <w:sz w:val="21"/>
+          <w:szCs w:val="21"/>
+        </w:rPr>
+        <w:tab/>
+      </w:r>
+      <w:r>
+        <w:rPr>
+          <w:rFonts w:eastAsia="Calibri" w:cs="Calibri"/>
+          <w:b/>
+          <w:color w:val="1A1A1A"/>
+          <w:sz w:val="21"/>
+          <w:szCs w:val="21"/>
+        </w:rPr>
+        <w:t xml:space="preserve">Data documentation – </w:t>
+      </w:r>
+      <w:r>
+        <w:rPr>
+          <w:rFonts w:eastAsia="Calibri" w:cs="Calibri"/>
+          <w:sz w:val="21"/>
+          <w:szCs w:val="21"/>
+        </w:rPr>
+        <w:t>Accurate recording, reporting, and traceability of laboratory results</w:t>
       </w:r>
     </w:p>
     <w:p>
@@ -858,7 +1194,7 @@
           <w:color w:val="1B4F5C"/>
           <w:szCs w:val="21"/>
         </w:rPr>
-        <w:t>Core Technical Competencies</w:t>
+        <w:t>Laboratory Skills</w:t>
       </w:r>
     </w:p>
     <w:p>
@@ -898,15 +1234,15 @@
           <w:sz w:val="21"/>
           <w:szCs w:val="21"/>
         </w:rPr>
-        <w:t xml:space="preserve">PCR – </w:t>
-      </w:r>
-      <w:r>
-        <w:rPr>
-          <w:rFonts w:eastAsia="Calibri" w:cs="Calibri"/>
-          <w:sz w:val="21"/>
-          <w:szCs w:val="21"/>
-        </w:rPr>
-        <w:t>Amplification and analysis of target DNA sequences</w:t>
+        <w:t xml:space="preserve">Aseptic Technique – </w:t>
+      </w:r>
+      <w:r>
+        <w:rPr>
+          <w:rFonts w:eastAsia="Calibri" w:cs="Calibri"/>
+          <w:sz w:val="21"/>
+          <w:szCs w:val="21"/>
+        </w:rPr>
+        <w:t>Sample handling, equipment care, and adherence to basic laboratory protocols</w:t>
       </w:r>
     </w:p>
     <w:p>
@@ -946,15 +1282,15 @@
           <w:sz w:val="21"/>
           <w:szCs w:val="21"/>
         </w:rPr>
-        <w:t xml:space="preserve">ELISA – </w:t>
-      </w:r>
-      <w:r>
-        <w:rPr>
-          <w:rFonts w:eastAsia="Calibri" w:cs="Calibri"/>
-          <w:sz w:val="21"/>
-          <w:szCs w:val="21"/>
-        </w:rPr>
-        <w:t>Antigen-antibody detection for qualitative and quantitative assays</w:t>
+        <w:t xml:space="preserve">Analytical Basics – </w:t>
+      </w:r>
+      <w:r>
+        <w:rPr>
+          <w:rFonts w:eastAsia="Calibri" w:cs="Calibri"/>
+          <w:sz w:val="21"/>
+          <w:szCs w:val="21"/>
+        </w:rPr>
+        <w:t>Introductory HPLC exposure and strong academic grounding in scientific analysis</w:t>
       </w:r>
     </w:p>
     <w:p>
@@ -994,15 +1330,15 @@
           <w:sz w:val="21"/>
           <w:szCs w:val="21"/>
         </w:rPr>
-        <w:t xml:space="preserve">Chromatography – </w:t>
-      </w:r>
-      <w:r>
-        <w:rPr>
-          <w:rFonts w:eastAsia="Calibri" w:cs="Calibri"/>
-          <w:sz w:val="21"/>
-          <w:szCs w:val="21"/>
-        </w:rPr>
-        <w:t>Separation and analysis of compounds using HPLC and related methods</w:t>
+        <w:t xml:space="preserve">Microbiology – </w:t>
+      </w:r>
+      <w:r>
+        <w:rPr>
+          <w:rFonts w:eastAsia="Calibri" w:cs="Calibri"/>
+          <w:sz w:val="21"/>
+          <w:szCs w:val="21"/>
+        </w:rPr>
+        <w:t>Bacterial culture, staining techniques, microscopy, and pure culture maintenance</w:t>
       </w:r>
     </w:p>
     <w:p>
@@ -1042,303 +1378,15 @@
           <w:sz w:val="21"/>
           <w:szCs w:val="21"/>
         </w:rPr>
-        <w:t xml:space="preserve">Electrophoresis – </w:t>
-      </w:r>
-      <w:r>
-        <w:rPr>
-          <w:rFonts w:eastAsia="Calibri" w:cs="Calibri"/>
-          <w:sz w:val="21"/>
-          <w:szCs w:val="21"/>
-        </w:rPr>
-        <w:t>Gel-based separation of nucleic acids and proteins</w:t>
-      </w:r>
-    </w:p>
-    <w:p>
-      <w:pPr>
-        <w:spacing w:after="0" w:line="240" w:lineRule="auto"/>
-        <w:ind w:left="317" w:hanging="317"/>
-        <w:rPr>
-          <w:sz w:val="21"/>
-          <w:szCs w:val="21"/>
-        </w:rPr>
-      </w:pPr>
-      <w:r>
-        <w:rPr>
-          <w:rFonts w:eastAsia="Calibri" w:cs="Calibri"/>
-          <w:b/>
-          <w:color w:val="1B4F5C"/>
-          <w:sz w:val="21"/>
-          <w:szCs w:val="21"/>
-        </w:rPr>
-        <w:t>•</w:t>
-      </w:r>
-      <w:r>
-        <w:rPr>
-          <w:rFonts w:eastAsia="Calibri" w:cs="Calibri"/>
-          <w:b/>
-          <w:color w:val="1B4F5C"/>
-          <w:sz w:val="21"/>
-          <w:szCs w:val="21"/>
-        </w:rPr>
-        <w:tab/>
-      </w:r>
-      <w:r>
-        <w:rPr>
-          <w:rFonts w:eastAsia="Calibri" w:cs="Calibri"/>
-          <w:b/>
-          <w:color w:val="1A1A1A"/>
-          <w:sz w:val="21"/>
-          <w:szCs w:val="21"/>
-        </w:rPr>
-        <w:t xml:space="preserve">Gram staining – </w:t>
-      </w:r>
-      <w:r>
-        <w:rPr>
-          <w:rFonts w:eastAsia="Calibri" w:cs="Calibri"/>
-          <w:sz w:val="21"/>
-          <w:szCs w:val="21"/>
-        </w:rPr>
-        <w:t>Differentiation of bacteria using Gram-positive and Gram-negative staining</w:t>
-      </w:r>
-    </w:p>
-    <w:p>
-      <w:pPr>
-        <w:spacing w:after="0" w:line="240" w:lineRule="auto"/>
-        <w:ind w:left="317" w:hanging="317"/>
-        <w:rPr>
-          <w:sz w:val="21"/>
-          <w:szCs w:val="21"/>
-        </w:rPr>
-      </w:pPr>
-      <w:r>
-        <w:rPr>
-          <w:rFonts w:eastAsia="Calibri" w:cs="Calibri"/>
-          <w:b/>
-          <w:color w:val="1B4F5C"/>
-          <w:sz w:val="21"/>
-          <w:szCs w:val="21"/>
-        </w:rPr>
-        <w:t>•</w:t>
-      </w:r>
-      <w:r>
-        <w:rPr>
-          <w:rFonts w:eastAsia="Calibri" w:cs="Calibri"/>
-          <w:b/>
-          <w:color w:val="1B4F5C"/>
-          <w:sz w:val="21"/>
-          <w:szCs w:val="21"/>
-        </w:rPr>
-        <w:tab/>
-      </w:r>
-      <w:r>
-        <w:rPr>
-          <w:rFonts w:eastAsia="Calibri" w:cs="Calibri"/>
-          <w:b/>
-          <w:color w:val="1A1A1A"/>
-          <w:sz w:val="21"/>
-          <w:szCs w:val="21"/>
-        </w:rPr>
-        <w:t xml:space="preserve">Sterilization techniques – </w:t>
-      </w:r>
-      <w:r>
-        <w:rPr>
-          <w:rFonts w:eastAsia="Calibri" w:cs="Calibri"/>
-          <w:sz w:val="21"/>
-          <w:szCs w:val="21"/>
-        </w:rPr>
-        <w:t>Aseptic handling, autoclaving, and contamination control methods</w:t>
-      </w:r>
-    </w:p>
-    <w:p>
-      <w:pPr>
-        <w:spacing w:after="0" w:line="240" w:lineRule="auto"/>
-        <w:ind w:left="317" w:hanging="317"/>
-        <w:rPr>
-          <w:sz w:val="21"/>
-          <w:szCs w:val="21"/>
-        </w:rPr>
-      </w:pPr>
-      <w:r>
-        <w:rPr>
-          <w:rFonts w:eastAsia="Calibri" w:cs="Calibri"/>
-          <w:b/>
-          <w:color w:val="1B4F5C"/>
-          <w:sz w:val="21"/>
-          <w:szCs w:val="21"/>
-        </w:rPr>
-        <w:t>•</w:t>
-      </w:r>
-      <w:r>
-        <w:rPr>
-          <w:rFonts w:eastAsia="Calibri" w:cs="Calibri"/>
-          <w:b/>
-          <w:color w:val="1B4F5C"/>
-          <w:sz w:val="21"/>
-          <w:szCs w:val="21"/>
-        </w:rPr>
-        <w:tab/>
-      </w:r>
-      <w:r>
-        <w:rPr>
-          <w:rFonts w:eastAsia="Calibri" w:cs="Calibri"/>
-          <w:b/>
-          <w:color w:val="1A1A1A"/>
-          <w:sz w:val="21"/>
-          <w:szCs w:val="21"/>
-        </w:rPr>
-        <w:t xml:space="preserve">DNA isolation – </w:t>
-      </w:r>
-      <w:r>
-        <w:rPr>
-          <w:rFonts w:eastAsia="Calibri" w:cs="Calibri"/>
-          <w:sz w:val="21"/>
-          <w:szCs w:val="21"/>
-        </w:rPr>
-        <w:t>Extraction and purification of genomic DNA from biological samples</w:t>
-      </w:r>
-    </w:p>
-    <w:p>
-      <w:pPr>
-        <w:spacing w:after="0" w:line="240" w:lineRule="auto"/>
-        <w:ind w:left="317" w:hanging="317"/>
-        <w:rPr>
-          <w:sz w:val="21"/>
-          <w:szCs w:val="21"/>
-        </w:rPr>
-      </w:pPr>
-      <w:r>
-        <w:rPr>
-          <w:rFonts w:eastAsia="Calibri" w:cs="Calibri"/>
-          <w:b/>
-          <w:color w:val="1B4F5C"/>
-          <w:sz w:val="21"/>
-          <w:szCs w:val="21"/>
-        </w:rPr>
-        <w:t>•</w:t>
-      </w:r>
-      <w:r>
-        <w:rPr>
-          <w:rFonts w:eastAsia="Calibri" w:cs="Calibri"/>
-          <w:b/>
-          <w:color w:val="1B4F5C"/>
-          <w:sz w:val="21"/>
-          <w:szCs w:val="21"/>
-        </w:rPr>
-        <w:tab/>
-      </w:r>
-      <w:r>
-        <w:rPr>
-          <w:rFonts w:eastAsia="Calibri" w:cs="Calibri"/>
-          <w:b/>
-          <w:color w:val="1A1A1A"/>
-          <w:sz w:val="21"/>
-          <w:szCs w:val="21"/>
-        </w:rPr>
-        <w:t xml:space="preserve">Blotting techniques – </w:t>
-      </w:r>
-      <w:r>
-        <w:rPr>
-          <w:rFonts w:eastAsia="Calibri" w:cs="Calibri"/>
-          <w:sz w:val="21"/>
-          <w:szCs w:val="21"/>
-        </w:rPr>
-        <w:t>Southern, Northern, and Western blot methods for molecular analysis</w:t>
-      </w:r>
-    </w:p>
-    <w:p>
-      <w:pPr>
-        <w:spacing w:after="0" w:line="240" w:lineRule="auto"/>
-        <w:ind w:left="317" w:hanging="317"/>
-        <w:rPr>
-          <w:sz w:val="21"/>
-          <w:szCs w:val="21"/>
-        </w:rPr>
-      </w:pPr>
-      <w:r>
-        <w:rPr>
-          <w:rFonts w:eastAsia="Calibri" w:cs="Calibri"/>
-          <w:b/>
-          <w:color w:val="1B4F5C"/>
-          <w:sz w:val="21"/>
-          <w:szCs w:val="21"/>
-        </w:rPr>
-        <w:t>•</w:t>
-      </w:r>
-      <w:r>
-        <w:rPr>
-          <w:rFonts w:eastAsia="Calibri" w:cs="Calibri"/>
-          <w:b/>
-          <w:color w:val="1B4F5C"/>
-          <w:sz w:val="21"/>
-          <w:szCs w:val="21"/>
-        </w:rPr>
-        <w:tab/>
-      </w:r>
-      <w:r>
-        <w:rPr>
-          <w:rFonts w:eastAsia="Calibri" w:cs="Calibri"/>
-          <w:b/>
-          <w:color w:val="1A1A1A"/>
-          <w:sz w:val="21"/>
-          <w:szCs w:val="21"/>
-        </w:rPr>
-        <w:t xml:space="preserve">Central dogma of molecular biology – </w:t>
-      </w:r>
-      <w:r>
-        <w:rPr>
-          <w:rFonts w:eastAsia="Calibri" w:cs="Calibri"/>
-          <w:sz w:val="21"/>
-          <w:szCs w:val="21"/>
-        </w:rPr>
-        <w:t>Understanding of DNA replication, transcription, and translation in gene expression</w:t>
-      </w:r>
-    </w:p>
-    <w:p>
-      <w:pPr>
-        <w:spacing w:after="0" w:line="240" w:lineRule="auto"/>
-        <w:ind w:left="317" w:hanging="317"/>
-        <w:rPr>
-          <w:sz w:val="21"/>
-          <w:szCs w:val="21"/>
-        </w:rPr>
-      </w:pPr>
-      <w:r>
-        <w:rPr>
-          <w:rFonts w:eastAsia="Calibri" w:cs="Calibri"/>
-          <w:b/>
-          <w:color w:val="1B4F5C"/>
-          <w:sz w:val="21"/>
-          <w:szCs w:val="21"/>
-        </w:rPr>
-        <w:t>•</w:t>
-      </w:r>
-      <w:r>
-        <w:rPr>
-          <w:rFonts w:eastAsia="Calibri" w:cs="Calibri"/>
-          <w:b/>
-          <w:color w:val="1B4F5C"/>
-          <w:sz w:val="21"/>
-          <w:szCs w:val="21"/>
-        </w:rPr>
-        <w:tab/>
-      </w:r>
-      <w:r>
-        <w:rPr>
-          <w:rFonts w:eastAsia="Calibri" w:cs="Calibri"/>
-          <w:b/>
-          <w:color w:val="1A1A1A"/>
-          <w:sz w:val="21"/>
-          <w:szCs w:val="21"/>
-        </w:rPr>
-        <w:t xml:space="preserve">Data documentation – </w:t>
-      </w:r>
-      <w:r>
-        <w:rPr>
-          <w:rFonts w:eastAsia="Calibri" w:cs="Calibri"/>
-          <w:sz w:val="21"/>
-          <w:szCs w:val="21"/>
-        </w:rPr>
-        <w:t>Accurate recording, reporting, and traceability of laboratory results</w:t>
+        <w:t xml:space="preserve">Documentation – </w:t>
+      </w:r>
+      <w:r>
+        <w:rPr>
+          <w:rFonts w:eastAsia="Calibri" w:cs="Calibri"/>
+          <w:sz w:val="21"/>
+          <w:szCs w:val="21"/>
+        </w:rPr>
+        <w:t>Clear written and verbal communication in Telugu and English for academic and lab reporting</w:t>
       </w:r>
     </w:p>
     <w:p>
@@ -1347,7 +1395,7 @@
         <w:pBdr>
           <w:bottom w:val="single" w:sz="6" w:space="1" w:color="1B4F5C"/>
         </w:pBdr>
-        <w:spacing w:before="140" w:after="0" w:line="240" w:lineRule="auto"/>
+        <w:spacing w:before="140" w:after="120"/>
         <w:rPr>
           <w:sz w:val="21"/>
           <w:szCs w:val="21"/>
